--- a/COMP 305 Full Stack Tutorial.docx
+++ b/COMP 305 Full Stack Tutorial.docx
@@ -527,12 +527,12 @@
           <wp:inline distB="114300" distT="114300" distL="114300" distR="114300">
             <wp:extent cx="5224463" cy="3344869"/>
             <wp:effectExtent b="0" l="0" r="0" t="0"/>
-            <wp:docPr id="13" name="image2.png"/>
+            <wp:docPr id="16" name="image7.png"/>
             <a:graphic>
               <a:graphicData uri="http://schemas.openxmlformats.org/drawingml/2006/picture">
                 <pic:pic>
                   <pic:nvPicPr>
-                    <pic:cNvPr id="0" name="image2.png"/>
+                    <pic:cNvPr id="0" name="image7.png"/>
                     <pic:cNvPicPr preferRelativeResize="0"/>
                   </pic:nvPicPr>
                   <pic:blipFill>
@@ -769,12 +769,12 @@
           <wp:inline distB="114300" distT="114300" distL="114300" distR="114300">
             <wp:extent cx="5943600" cy="3136900"/>
             <wp:effectExtent b="0" l="0" r="0" t="0"/>
-            <wp:docPr id="8" name="image7.png"/>
+            <wp:docPr id="11" name="image9.png"/>
             <a:graphic>
               <a:graphicData uri="http://schemas.openxmlformats.org/drawingml/2006/picture">
                 <pic:pic>
                   <pic:nvPicPr>
-                    <pic:cNvPr id="0" name="image7.png"/>
+                    <pic:cNvPr id="0" name="image9.png"/>
                     <pic:cNvPicPr preferRelativeResize="0"/>
                   </pic:nvPicPr>
                   <pic:blipFill>
@@ -857,12 +857,12 @@
           <wp:inline distB="114300" distT="114300" distL="114300" distR="114300">
             <wp:extent cx="2419350" cy="762000"/>
             <wp:effectExtent b="0" l="0" r="0" t="0"/>
-            <wp:docPr id="5" name="image15.png"/>
+            <wp:docPr id="8" name="image4.png"/>
             <a:graphic>
               <a:graphicData uri="http://schemas.openxmlformats.org/drawingml/2006/picture">
                 <pic:pic>
                   <pic:nvPicPr>
-                    <pic:cNvPr id="0" name="image15.png"/>
+                    <pic:cNvPr id="0" name="image4.png"/>
                     <pic:cNvPicPr preferRelativeResize="0"/>
                   </pic:nvPicPr>
                   <pic:blipFill>
@@ -912,12 +912,12 @@
           <wp:inline distB="114300" distT="114300" distL="114300" distR="114300">
             <wp:extent cx="3184147" cy="3929063"/>
             <wp:effectExtent b="0" l="0" r="0" t="0"/>
-            <wp:docPr id="12" name="image14.png"/>
+            <wp:docPr id="15" name="image10.png"/>
             <a:graphic>
               <a:graphicData uri="http://schemas.openxmlformats.org/drawingml/2006/picture">
                 <pic:pic>
                   <pic:nvPicPr>
-                    <pic:cNvPr id="0" name="image14.png"/>
+                    <pic:cNvPr id="0" name="image10.png"/>
                     <pic:cNvPicPr preferRelativeResize="0"/>
                   </pic:nvPicPr>
                   <pic:blipFill>
@@ -1582,12 +1582,12 @@
           <wp:inline distB="114300" distT="114300" distL="114300" distR="114300">
             <wp:extent cx="5943600" cy="2527300"/>
             <wp:effectExtent b="0" l="0" r="0" t="0"/>
-            <wp:docPr id="11" name="image3.png"/>
+            <wp:docPr id="14" name="image6.png"/>
             <a:graphic>
               <a:graphicData uri="http://schemas.openxmlformats.org/drawingml/2006/picture">
                 <pic:pic>
                   <pic:nvPicPr>
-                    <pic:cNvPr id="0" name="image3.png"/>
+                    <pic:cNvPr id="0" name="image6.png"/>
                     <pic:cNvPicPr preferRelativeResize="0"/>
                   </pic:nvPicPr>
                   <pic:blipFill>
@@ -1831,12 +1831,12 @@
           <wp:inline distB="114300" distT="114300" distL="114300" distR="114300">
             <wp:extent cx="5943600" cy="2654300"/>
             <wp:effectExtent b="0" l="0" r="0" t="0"/>
-            <wp:docPr id="9" name="image8.png"/>
+            <wp:docPr id="12" name="image2.png"/>
             <a:graphic>
               <a:graphicData uri="http://schemas.openxmlformats.org/drawingml/2006/picture">
                 <pic:pic>
                   <pic:nvPicPr>
-                    <pic:cNvPr id="0" name="image8.png"/>
+                    <pic:cNvPr id="0" name="image2.png"/>
                     <pic:cNvPicPr preferRelativeResize="0"/>
                   </pic:nvPicPr>
                   <pic:blipFill>
@@ -1885,12 +1885,12 @@
           <wp:inline distB="114300" distT="114300" distL="114300" distR="114300">
             <wp:extent cx="5943600" cy="1828800"/>
             <wp:effectExtent b="0" l="0" r="0" t="0"/>
-            <wp:docPr id="1" name="image10.png"/>
+            <wp:docPr id="4" name="image8.png"/>
             <a:graphic>
               <a:graphicData uri="http://schemas.openxmlformats.org/drawingml/2006/picture">
                 <pic:pic>
                   <pic:nvPicPr>
-                    <pic:cNvPr id="0" name="image10.png"/>
+                    <pic:cNvPr id="0" name="image8.png"/>
                     <pic:cNvPicPr preferRelativeResize="0"/>
                   </pic:nvPicPr>
                   <pic:blipFill>
@@ -1939,12 +1939,12 @@
           <wp:inline distB="114300" distT="114300" distL="114300" distR="114300">
             <wp:extent cx="5943600" cy="3098800"/>
             <wp:effectExtent b="0" l="0" r="0" t="0"/>
-            <wp:docPr id="4" name="image5.png"/>
+            <wp:docPr id="7" name="image3.png"/>
             <a:graphic>
               <a:graphicData uri="http://schemas.openxmlformats.org/drawingml/2006/picture">
                 <pic:pic>
                   <pic:nvPicPr>
-                    <pic:cNvPr id="0" name="image5.png"/>
+                    <pic:cNvPr id="0" name="image3.png"/>
                     <pic:cNvPicPr preferRelativeResize="0"/>
                   </pic:nvPicPr>
                   <pic:blipFill>
@@ -1993,12 +1993,12 @@
           <wp:inline distB="114300" distT="114300" distL="114300" distR="114300">
             <wp:extent cx="5943600" cy="2222500"/>
             <wp:effectExtent b="0" l="0" r="0" t="0"/>
-            <wp:docPr id="15" name="image1.png"/>
+            <wp:docPr id="20" name="image19.png"/>
             <a:graphic>
               <a:graphicData uri="http://schemas.openxmlformats.org/drawingml/2006/picture">
                 <pic:pic>
                   <pic:nvPicPr>
-                    <pic:cNvPr id="0" name="image1.png"/>
+                    <pic:cNvPr id="0" name="image19.png"/>
                     <pic:cNvPicPr preferRelativeResize="0"/>
                   </pic:nvPicPr>
                   <pic:blipFill>
@@ -2047,12 +2047,12 @@
           <wp:inline distB="114300" distT="114300" distL="114300" distR="114300">
             <wp:extent cx="5943600" cy="2781300"/>
             <wp:effectExtent b="0" l="0" r="0" t="0"/>
-            <wp:docPr id="2" name="image11.png"/>
+            <wp:docPr id="5" name="image18.png"/>
             <a:graphic>
               <a:graphicData uri="http://schemas.openxmlformats.org/drawingml/2006/picture">
                 <pic:pic>
                   <pic:nvPicPr>
-                    <pic:cNvPr id="0" name="image11.png"/>
+                    <pic:cNvPr id="0" name="image18.png"/>
                     <pic:cNvPicPr preferRelativeResize="0"/>
                   </pic:nvPicPr>
                   <pic:blipFill>
@@ -2461,12 +2461,12 @@
           <wp:inline distB="114300" distT="114300" distL="114300" distR="114300">
             <wp:extent cx="5943600" cy="3467100"/>
             <wp:effectExtent b="0" l="0" r="0" t="0"/>
-            <wp:docPr id="10" name="image4.png"/>
+            <wp:docPr id="13" name="image16.png"/>
             <a:graphic>
               <a:graphicData uri="http://schemas.openxmlformats.org/drawingml/2006/picture">
                 <pic:pic>
                   <pic:nvPicPr>
-                    <pic:cNvPr id="0" name="image4.png"/>
+                    <pic:cNvPr id="0" name="image16.png"/>
                     <pic:cNvPicPr preferRelativeResize="0"/>
                   </pic:nvPicPr>
                   <pic:blipFill>
@@ -2560,12 +2560,12 @@
           <wp:inline distB="114300" distT="114300" distL="114300" distR="114300">
             <wp:extent cx="5943600" cy="2768600"/>
             <wp:effectExtent b="0" l="0" r="0" t="0"/>
-            <wp:docPr id="6" name="image9.png"/>
+            <wp:docPr id="9" name="image15.png"/>
             <a:graphic>
               <a:graphicData uri="http://schemas.openxmlformats.org/drawingml/2006/picture">
                 <pic:pic>
                   <pic:nvPicPr>
-                    <pic:cNvPr id="0" name="image9.png"/>
+                    <pic:cNvPr id="0" name="image15.png"/>
                     <pic:cNvPicPr preferRelativeResize="0"/>
                   </pic:nvPicPr>
                   <pic:blipFill>
@@ -2673,12 +2673,12 @@
           <wp:inline distB="114300" distT="114300" distL="114300" distR="114300">
             <wp:extent cx="5943600" cy="1689100"/>
             <wp:effectExtent b="0" l="0" r="0" t="0"/>
-            <wp:docPr id="14" name="image6.png"/>
+            <wp:docPr id="17" name="image14.png"/>
             <a:graphic>
               <a:graphicData uri="http://schemas.openxmlformats.org/drawingml/2006/picture">
                 <pic:pic>
                   <pic:nvPicPr>
-                    <pic:cNvPr id="0" name="image6.png"/>
+                    <pic:cNvPr id="0" name="image14.png"/>
                     <pic:cNvPicPr preferRelativeResize="0"/>
                   </pic:nvPicPr>
                   <pic:blipFill>
@@ -2825,12 +2825,12 @@
           <wp:inline distB="114300" distT="114300" distL="114300" distR="114300">
             <wp:extent cx="5943600" cy="3111500"/>
             <wp:effectExtent b="0" l="0" r="0" t="0"/>
-            <wp:docPr id="3" name="image12.png"/>
+            <wp:docPr id="6" name="image21.png"/>
             <a:graphic>
               <a:graphicData uri="http://schemas.openxmlformats.org/drawingml/2006/picture">
                 <pic:pic>
                   <pic:nvPicPr>
-                    <pic:cNvPr id="0" name="image12.png"/>
+                    <pic:cNvPr id="0" name="image21.png"/>
                     <pic:cNvPicPr preferRelativeResize="0"/>
                   </pic:nvPicPr>
                   <pic:blipFill>
@@ -2877,6 +2877,3789 @@
         <w:rPr>
           <w:rtl w:val="0"/>
         </w:rPr>
+        <w:t xml:space="preserve">We now have a basic read function.</w:t>
+      </w:r>
+    </w:p>
+    <w:p>
+      <w:pPr>
+        <w:pStyle w:val="Heading2"/>
+        <w:pBdr>
+          <w:top w:color="auto" w:space="0" w:sz="0" w:val="none"/>
+          <w:left w:color="auto" w:space="0" w:sz="0" w:val="none"/>
+          <w:bottom w:color="auto" w:space="0" w:sz="0" w:val="none"/>
+          <w:right w:color="auto" w:space="0" w:sz="0" w:val="none"/>
+          <w:between w:color="auto" w:space="0" w:sz="0" w:val="none"/>
+        </w:pBdr>
+        <w:shd w:fill="ffffff" w:val="clear"/>
+        <w:spacing w:after="160" w:lineRule="auto"/>
+        <w:rPr/>
+      </w:pPr>
+      <w:bookmarkStart w:colFirst="0" w:colLast="0" w:name="_5hb0ad57h6ol" w:id="12"/>
+      <w:bookmarkEnd w:id="12"/>
+      <w:r>
+        <w:rPr>
+          <w:rtl w:val="0"/>
+        </w:rPr>
+        <w:t xml:space="preserve">READ</w:t>
+      </w:r>
+    </w:p>
+    <w:p>
+      <w:pPr>
+        <w:rPr/>
+      </w:pPr>
+      <w:r>
+        <w:rPr>
+          <w:rtl w:val="0"/>
+        </w:rPr>
+        <w:t xml:space="preserve">Again, start the front end with</w:t>
+      </w:r>
+    </w:p>
+    <w:p>
+      <w:pPr>
+        <w:rPr>
+          <w:b w:val="1"/>
+          <w:bCs w:val="1"/>
+          <w:i w:val="1"/>
+          <w:iCs w:val="1"/>
+        </w:rPr>
+      </w:pPr>
+      <w:r>
+        <w:rPr>
+          <w:b w:val="1"/>
+          <w:bCs w:val="1"/>
+          <w:i w:val="1"/>
+          <w:iCs w:val="1"/>
+          <w:rtl w:val="0"/>
+        </w:rPr>
+        <w:t xml:space="preserve">const getStudents= () =&gt; {</w:t>
+      </w:r>
+    </w:p>
+    <w:p>
+      <w:pPr>
+        <w:rPr>
+          <w:b w:val="1"/>
+          <w:bCs w:val="1"/>
+          <w:i w:val="1"/>
+          <w:iCs w:val="1"/>
+        </w:rPr>
+      </w:pPr>
+      <w:r>
+        <w:rPr>
+          <w:b w:val="1"/>
+          <w:bCs w:val="1"/>
+          <w:i w:val="1"/>
+          <w:iCs w:val="1"/>
+          <w:rtl w:val="0"/>
+        </w:rPr>
+        <w:tab/>
+        <w:t xml:space="preserve">fetch(“</w:t>
+      </w:r>
+      <w:r>
+        <w:rPr>
+          <w:b w:val="1"/>
+          <w:bCs w:val="1"/>
+          <w:i w:val="1"/>
+          <w:iCs w:val="1"/>
+          <w:rtl w:val="0"/>
+        </w:rPr>
+        <w:t xml:space="preserve">https://localhost:####/api/Students</w:t>
+      </w:r>
+      <w:r>
+        <w:rPr>
+          <w:b w:val="1"/>
+          <w:bCs w:val="1"/>
+          <w:i w:val="1"/>
+          <w:iCs w:val="1"/>
+          <w:rtl w:val="0"/>
+        </w:rPr>
+        <w:t xml:space="preserve">)</w:t>
+      </w:r>
+    </w:p>
+    <w:p>
+      <w:pPr>
+        <w:rPr>
+          <w:b w:val="1"/>
+          <w:bCs w:val="1"/>
+          <w:i w:val="1"/>
+          <w:iCs w:val="1"/>
+        </w:rPr>
+      </w:pPr>
+      <w:r>
+        <w:rPr>
+          <w:b w:val="1"/>
+          <w:bCs w:val="1"/>
+          <w:i w:val="1"/>
+          <w:iCs w:val="1"/>
+          <w:rtl w:val="0"/>
+        </w:rPr>
+        <w:tab/>
+        <w:t xml:space="preserve">.then(res =&gt; res.json())</w:t>
+      </w:r>
+    </w:p>
+    <w:p>
+      <w:pPr>
+        <w:rPr>
+          <w:b w:val="1"/>
+          <w:bCs w:val="1"/>
+          <w:i w:val="1"/>
+          <w:iCs w:val="1"/>
+        </w:rPr>
+      </w:pPr>
+      <w:r>
+        <w:rPr>
+          <w:b w:val="1"/>
+          <w:bCs w:val="1"/>
+          <w:i w:val="1"/>
+          <w:iCs w:val="1"/>
+          <w:rtl w:val="0"/>
+        </w:rPr>
+        <w:tab/>
+        <w:t xml:space="preserve">.then(setApiData)</w:t>
+      </w:r>
+    </w:p>
+    <w:p>
+      <w:pPr>
+        <w:rPr>
+          <w:b w:val="1"/>
+          <w:bCs w:val="1"/>
+          <w:i w:val="1"/>
+          <w:iCs w:val="1"/>
+        </w:rPr>
+      </w:pPr>
+      <w:r>
+        <w:rPr>
+          <w:b w:val="1"/>
+          <w:bCs w:val="1"/>
+          <w:i w:val="1"/>
+          <w:iCs w:val="1"/>
+          <w:rtl w:val="0"/>
+        </w:rPr>
+        <w:tab/>
+        <w:t xml:space="preserve">.catch(err =&gt; setError(err.message))</w:t>
+      </w:r>
+    </w:p>
+    <w:p>
+      <w:pPr>
+        <w:rPr>
+          <w:b w:val="1"/>
+          <w:bCs w:val="1"/>
+          <w:i w:val="1"/>
+          <w:iCs w:val="1"/>
+        </w:rPr>
+      </w:pPr>
+      <w:r>
+        <w:rPr>
+          <w:b w:val="1"/>
+          <w:bCs w:val="1"/>
+          <w:i w:val="1"/>
+          <w:iCs w:val="1"/>
+          <w:rtl w:val="0"/>
+        </w:rPr>
+        <w:t xml:space="preserve">}</w:t>
+      </w:r>
+    </w:p>
+    <w:p>
+      <w:pPr>
+        <w:rPr>
+          <w:i w:val="1"/>
+          <w:iCs w:val="1"/>
+        </w:rPr>
+      </w:pPr>
+      <w:r>
+        <w:rPr>
+          <w:rtl w:val="0"/>
+        </w:rPr>
+      </w:r>
+    </w:p>
+    <w:p>
+      <w:pPr>
+        <w:rPr>
+          <w:b w:val="1"/>
+          <w:bCs w:val="1"/>
+          <w:i w:val="1"/>
+          <w:iCs w:val="1"/>
+        </w:rPr>
+      </w:pPr>
+      <w:r>
+        <w:rPr>
+          <w:b w:val="1"/>
+          <w:bCs w:val="1"/>
+          <w:i w:val="1"/>
+          <w:iCs w:val="1"/>
+          <w:rtl w:val="0"/>
+        </w:rPr>
+        <w:t xml:space="preserve">useEffect(() =&gt; { getStudents() }, [])</w:t>
+      </w:r>
+    </w:p>
+    <w:p>
+      <w:pPr>
+        <w:rPr>
+          <w:i w:val="1"/>
+          <w:iCs w:val="1"/>
+        </w:rPr>
+      </w:pPr>
+      <w:r>
+        <w:rPr>
+          <w:rtl w:val="0"/>
+        </w:rPr>
+      </w:r>
+    </w:p>
+    <w:p>
+      <w:pPr>
+        <w:rPr/>
+      </w:pPr>
+      <w:r>
+        <w:rPr>
+          <w:rtl w:val="0"/>
+        </w:rPr>
+        <w:t xml:space="preserve">We now add a apiData.map for the App so we can see the Students:</w:t>
+      </w:r>
+    </w:p>
+    <w:p>
+      <w:pPr>
+        <w:rPr/>
+      </w:pPr>
+      <w:r>
+        <w:rPr/>
+        <w:drawing>
+          <wp:inline distB="114300" distT="114300" distL="114300" distR="114300">
+            <wp:extent cx="5943600" cy="1181100"/>
+            <wp:effectExtent b="0" l="0" r="0" t="0"/>
+            <wp:docPr id="2" name="image11.png"/>
+            <a:graphic>
+              <a:graphicData uri="http://schemas.openxmlformats.org/drawingml/2006/picture">
+                <pic:pic>
+                  <pic:nvPicPr>
+                    <pic:cNvPr id="0" name="image11.png"/>
+                    <pic:cNvPicPr preferRelativeResize="0"/>
+                  </pic:nvPicPr>
+                  <pic:blipFill>
+                    <a:blip r:embed="rId28"/>
+                    <a:srcRect b="0" l="0" r="0" t="0"/>
+                    <a:stretch>
+                      <a:fillRect/>
+                    </a:stretch>
+                  </pic:blipFill>
+                  <pic:spPr>
+                    <a:xfrm>
+                      <a:off x="0" y="0"/>
+                      <a:ext cx="5943600" cy="1181100"/>
+                    </a:xfrm>
+                    <a:prstGeom prst="rect"/>
+                    <a:ln/>
+                  </pic:spPr>
+                </pic:pic>
+              </a:graphicData>
+            </a:graphic>
+          </wp:inline>
+        </w:drawing>
+      </w:r>
+      <w:r>
+        <w:rPr>
+          <w:rtl w:val="0"/>
+        </w:rPr>
+      </w:r>
+    </w:p>
+    <w:p>
+      <w:pPr>
+        <w:rPr/>
+      </w:pPr>
+      <w:r>
+        <w:rPr>
+          <w:rtl w:val="0"/>
+        </w:rPr>
+        <w:t xml:space="preserve">This sets us up to be able to access the data and also access the data for other CRUD functions. </w:t>
+      </w:r>
+    </w:p>
+    <w:p>
+      <w:pPr>
+        <w:rPr/>
+      </w:pPr>
+      <w:r>
+        <w:rPr>
+          <w:rtl w:val="0"/>
+        </w:rPr>
+        <w:t xml:space="preserve">This will let us have a way to check our database table, as well as recheck it after we change it with the other CRUD functions.</w:t>
+      </w:r>
+    </w:p>
+    <w:p>
+      <w:pPr>
+        <w:pStyle w:val="Heading2"/>
+        <w:rPr/>
+      </w:pPr>
+      <w:bookmarkStart w:colFirst="0" w:colLast="0" w:name="_sq2m1twcxezl" w:id="13"/>
+      <w:bookmarkEnd w:id="13"/>
+      <w:r>
+        <w:rPr>
+          <w:rtl w:val="0"/>
+        </w:rPr>
+        <w:t xml:space="preserve">CREATE</w:t>
+      </w:r>
+    </w:p>
+    <w:p>
+      <w:pPr>
+        <w:rPr/>
+      </w:pPr>
+      <w:r>
+        <w:rPr>
+          <w:rtl w:val="0"/>
+        </w:rPr>
+        <w:t xml:space="preserve">For our first alternate CRUD function, create will be an example of how the front end uses the back end’s functions to change the database data.</w:t>
+      </w:r>
+    </w:p>
+    <w:p>
+      <w:pPr>
+        <w:rPr/>
+      </w:pPr>
+      <w:r>
+        <w:rPr>
+          <w:rtl w:val="0"/>
+        </w:rPr>
+        <w:t xml:space="preserve">The formula for these goes like this: fetch the basic backend, specify the method we are using, use the corresponding headers, then add any additional data into the body.</w:t>
+      </w:r>
+    </w:p>
+    <w:p>
+      <w:pPr>
+        <w:rPr/>
+      </w:pPr>
+      <w:r>
+        <w:rPr>
+          <w:rtl w:val="0"/>
+        </w:rPr>
+        <w:t xml:space="preserve">Like this:</w:t>
+      </w:r>
+    </w:p>
+    <w:p>
+      <w:pPr>
+        <w:rPr>
+          <w:b w:val="1"/>
+          <w:bCs w:val="1"/>
+          <w:i w:val="1"/>
+          <w:iCs w:val="1"/>
+        </w:rPr>
+      </w:pPr>
+      <w:r>
+        <w:rPr>
+          <w:b w:val="1"/>
+          <w:bCs w:val="1"/>
+          <w:i w:val="1"/>
+          <w:iCs w:val="1"/>
+          <w:rtl w:val="0"/>
+        </w:rPr>
+        <w:t xml:space="preserve">const postStudent = () =&gt; { </w:t>
+      </w:r>
+    </w:p>
+    <w:p>
+      <w:pPr>
+        <w:ind w:firstLine="720"/>
+        <w:rPr>
+          <w:b w:val="1"/>
+          <w:bCs w:val="1"/>
+          <w:i w:val="1"/>
+          <w:iCs w:val="1"/>
+        </w:rPr>
+      </w:pPr>
+      <w:r>
+        <w:rPr>
+          <w:b w:val="1"/>
+          <w:bCs w:val="1"/>
+          <w:i w:val="1"/>
+          <w:iCs w:val="1"/>
+          <w:rtl w:val="0"/>
+        </w:rPr>
+        <w:t xml:space="preserve">fetch(FETCH, { </w:t>
+      </w:r>
+    </w:p>
+    <w:p>
+      <w:pPr>
+        <w:ind w:left="720" w:firstLine="720"/>
+        <w:rPr>
+          <w:b w:val="1"/>
+          <w:bCs w:val="1"/>
+          <w:i w:val="1"/>
+          <w:iCs w:val="1"/>
+        </w:rPr>
+      </w:pPr>
+      <w:r>
+        <w:rPr>
+          <w:b w:val="1"/>
+          <w:bCs w:val="1"/>
+          <w:i w:val="1"/>
+          <w:iCs w:val="1"/>
+          <w:rtl w:val="0"/>
+        </w:rPr>
+        <w:t xml:space="preserve">method: "POST", </w:t>
+      </w:r>
+    </w:p>
+    <w:p>
+      <w:pPr>
+        <w:ind w:left="1440" w:firstLine="0"/>
+        <w:rPr>
+          <w:b w:val="1"/>
+          <w:bCs w:val="1"/>
+          <w:i w:val="1"/>
+          <w:iCs w:val="1"/>
+        </w:rPr>
+      </w:pPr>
+      <w:r>
+        <w:rPr>
+          <w:b w:val="1"/>
+          <w:bCs w:val="1"/>
+          <w:i w:val="1"/>
+          <w:iCs w:val="1"/>
+          <w:rtl w:val="0"/>
+        </w:rPr>
+        <w:t xml:space="preserve">headers: { "Content-Type": "application/json" }, </w:t>
+      </w:r>
+    </w:p>
+    <w:p>
+      <w:pPr>
+        <w:ind w:left="1440" w:firstLine="0"/>
+        <w:rPr>
+          <w:b w:val="1"/>
+          <w:bCs w:val="1"/>
+          <w:i w:val="1"/>
+          <w:iCs w:val="1"/>
+        </w:rPr>
+      </w:pPr>
+      <w:r>
+        <w:rPr>
+          <w:b w:val="1"/>
+          <w:bCs w:val="1"/>
+          <w:i w:val="1"/>
+          <w:iCs w:val="1"/>
+          <w:rtl w:val="0"/>
+        </w:rPr>
+        <w:t xml:space="preserve">body: JSON.stringify({ name: newName, email: newEmail }) }) </w:t>
+      </w:r>
+    </w:p>
+    <w:p>
+      <w:pPr>
+        <w:ind w:left="1440" w:firstLine="0"/>
+        <w:rPr>
+          <w:b w:val="1"/>
+          <w:bCs w:val="1"/>
+          <w:i w:val="1"/>
+          <w:iCs w:val="1"/>
+        </w:rPr>
+      </w:pPr>
+      <w:r>
+        <w:rPr>
+          <w:b w:val="1"/>
+          <w:bCs w:val="1"/>
+          <w:i w:val="1"/>
+          <w:iCs w:val="1"/>
+          <w:rtl w:val="0"/>
+        </w:rPr>
+        <w:t xml:space="preserve">.then(() =&gt; { setNewName(""); setNewEmail(""); getStudents() }) </w:t>
+      </w:r>
+    </w:p>
+    <w:p>
+      <w:pPr>
+        <w:ind w:left="1440" w:firstLine="0"/>
+        <w:rPr>
+          <w:b w:val="1"/>
+          <w:bCs w:val="1"/>
+          <w:i w:val="1"/>
+          <w:iCs w:val="1"/>
+        </w:rPr>
+      </w:pPr>
+      <w:r>
+        <w:rPr>
+          <w:b w:val="1"/>
+          <w:bCs w:val="1"/>
+          <w:i w:val="1"/>
+          <w:iCs w:val="1"/>
+          <w:rtl w:val="0"/>
+        </w:rPr>
+        <w:t xml:space="preserve">.catch(err =&gt; setError(err.message)) </w:t>
+      </w:r>
+    </w:p>
+    <w:p>
+      <w:pPr>
+        <w:ind w:left="0" w:firstLine="0"/>
+        <w:rPr>
+          <w:b w:val="1"/>
+          <w:bCs w:val="1"/>
+          <w:i w:val="1"/>
+          <w:iCs w:val="1"/>
+        </w:rPr>
+      </w:pPr>
+      <w:r>
+        <w:rPr>
+          <w:b w:val="1"/>
+          <w:bCs w:val="1"/>
+          <w:i w:val="1"/>
+          <w:iCs w:val="1"/>
+          <w:rtl w:val="0"/>
+        </w:rPr>
+        <w:t xml:space="preserve">}</w:t>
+      </w:r>
+      <w:r>
+        <w:rPr>
+          <w:rtl w:val="0"/>
+        </w:rPr>
+      </w:r>
+    </w:p>
+    <w:p>
+      <w:pPr>
+        <w:rPr/>
+      </w:pPr>
+      <w:r>
+        <w:rPr>
+          <w:rtl w:val="0"/>
+        </w:rPr>
+        <w:t xml:space="preserve">This effectively passes the variables for the POST back end function.</w:t>
+      </w:r>
+    </w:p>
+    <w:p>
+      <w:pPr>
+        <w:rPr/>
+      </w:pPr>
+      <w:r>
+        <w:rPr>
+          <w:rtl w:val="0"/>
+        </w:rPr>
+      </w:r>
+    </w:p>
+    <w:p>
+      <w:pPr>
+        <w:rPr/>
+      </w:pPr>
+      <w:r>
+        <w:rPr>
+          <w:rtl w:val="0"/>
+        </w:rPr>
+        <w:t xml:space="preserve">Now we must add it to our front end App. For this we will add input sections and then a button to execute the post function:</w:t>
+      </w:r>
+    </w:p>
+    <w:p>
+      <w:pPr>
+        <w:shd w:fill="121314" w:val="clear"/>
+        <w:spacing w:line="320" w:lineRule="auto"/>
+        <w:rPr>
+          <w:rFonts w:ascii="Courier New" w:cs="Courier New" w:eastAsia="Courier New" w:hAnsi="Courier New"/>
+          <w:color w:val="c9d1d9"/>
+          <w:sz w:val="18"/>
+          <w:szCs w:val="18"/>
+        </w:rPr>
+      </w:pPr>
+      <w:r>
+        <w:rPr>
+          <w:rFonts w:ascii="Courier New" w:cs="Courier New" w:eastAsia="Courier New" w:hAnsi="Courier New"/>
+          <w:color w:val="808080"/>
+          <w:sz w:val="18"/>
+          <w:szCs w:val="18"/>
+          <w:rtl w:val="0"/>
+        </w:rPr>
+        <w:t xml:space="preserve">&lt;</w:t>
+      </w:r>
+      <w:r>
+        <w:rPr>
+          <w:rFonts w:ascii="Courier New" w:cs="Courier New" w:eastAsia="Courier New" w:hAnsi="Courier New"/>
+          <w:color w:val="7ee787"/>
+          <w:sz w:val="18"/>
+          <w:szCs w:val="18"/>
+          <w:rtl w:val="0"/>
+        </w:rPr>
+        <w:t xml:space="preserve">input</w:t>
+      </w:r>
+      <w:r>
+        <w:rPr>
+          <w:rFonts w:ascii="Courier New" w:cs="Courier New" w:eastAsia="Courier New" w:hAnsi="Courier New"/>
+          <w:color w:val="c9d1d9"/>
+          <w:sz w:val="18"/>
+          <w:szCs w:val="18"/>
+          <w:rtl w:val="0"/>
+        </w:rPr>
+        <w:t xml:space="preserve"> </w:t>
+      </w:r>
+      <w:r>
+        <w:rPr>
+          <w:rFonts w:ascii="Courier New" w:cs="Courier New" w:eastAsia="Courier New" w:hAnsi="Courier New"/>
+          <w:color w:val="9cdcfe"/>
+          <w:sz w:val="18"/>
+          <w:szCs w:val="18"/>
+          <w:rtl w:val="0"/>
+        </w:rPr>
+        <w:t xml:space="preserve">value</w:t>
+      </w:r>
+      <w:r>
+        <w:rPr>
+          <w:rFonts w:ascii="Courier New" w:cs="Courier New" w:eastAsia="Courier New" w:hAnsi="Courier New"/>
+          <w:color w:val="d4d4d4"/>
+          <w:sz w:val="18"/>
+          <w:szCs w:val="18"/>
+          <w:rtl w:val="0"/>
+        </w:rPr>
+        <w:t xml:space="preserve">=</w:t>
+      </w:r>
+      <w:r>
+        <w:rPr>
+          <w:rFonts w:ascii="Courier New" w:cs="Courier New" w:eastAsia="Courier New" w:hAnsi="Courier New"/>
+          <w:color w:val="ff7b72"/>
+          <w:sz w:val="18"/>
+          <w:szCs w:val="18"/>
+          <w:rtl w:val="0"/>
+        </w:rPr>
+        <w:t xml:space="preserve">{</w:t>
+      </w:r>
+      <w:r>
+        <w:rPr>
+          <w:rFonts w:ascii="Courier New" w:cs="Courier New" w:eastAsia="Courier New" w:hAnsi="Courier New"/>
+          <w:color w:val="79c0ff"/>
+          <w:sz w:val="18"/>
+          <w:szCs w:val="18"/>
+          <w:rtl w:val="0"/>
+        </w:rPr>
+        <w:t xml:space="preserve">newName</w:t>
+      </w:r>
+      <w:r>
+        <w:rPr>
+          <w:rFonts w:ascii="Courier New" w:cs="Courier New" w:eastAsia="Courier New" w:hAnsi="Courier New"/>
+          <w:color w:val="ff7b72"/>
+          <w:sz w:val="18"/>
+          <w:szCs w:val="18"/>
+          <w:rtl w:val="0"/>
+        </w:rPr>
+        <w:t xml:space="preserve">}</w:t>
+      </w:r>
+      <w:r>
+        <w:rPr>
+          <w:rFonts w:ascii="Courier New" w:cs="Courier New" w:eastAsia="Courier New" w:hAnsi="Courier New"/>
+          <w:color w:val="c9d1d9"/>
+          <w:sz w:val="18"/>
+          <w:szCs w:val="18"/>
+          <w:rtl w:val="0"/>
+        </w:rPr>
+        <w:t xml:space="preserve"> </w:t>
+      </w:r>
+      <w:r>
+        <w:rPr>
+          <w:rFonts w:ascii="Courier New" w:cs="Courier New" w:eastAsia="Courier New" w:hAnsi="Courier New"/>
+          <w:color w:val="9cdcfe"/>
+          <w:sz w:val="18"/>
+          <w:szCs w:val="18"/>
+          <w:rtl w:val="0"/>
+        </w:rPr>
+        <w:t xml:space="preserve">onChange</w:t>
+      </w:r>
+      <w:r>
+        <w:rPr>
+          <w:rFonts w:ascii="Courier New" w:cs="Courier New" w:eastAsia="Courier New" w:hAnsi="Courier New"/>
+          <w:color w:val="d4d4d4"/>
+          <w:sz w:val="18"/>
+          <w:szCs w:val="18"/>
+          <w:rtl w:val="0"/>
+        </w:rPr>
+        <w:t xml:space="preserve">=</w:t>
+      </w:r>
+      <w:r>
+        <w:rPr>
+          <w:rFonts w:ascii="Courier New" w:cs="Courier New" w:eastAsia="Courier New" w:hAnsi="Courier New"/>
+          <w:color w:val="ff7b72"/>
+          <w:sz w:val="18"/>
+          <w:szCs w:val="18"/>
+          <w:rtl w:val="0"/>
+        </w:rPr>
+        <w:t xml:space="preserve">{</w:t>
+      </w:r>
+      <w:r>
+        <w:rPr>
+          <w:rFonts w:ascii="Courier New" w:cs="Courier New" w:eastAsia="Courier New" w:hAnsi="Courier New"/>
+          <w:color w:val="ffa657"/>
+          <w:sz w:val="18"/>
+          <w:szCs w:val="18"/>
+          <w:rtl w:val="0"/>
+        </w:rPr>
+        <w:t xml:space="preserve">e</w:t>
+      </w:r>
+      <w:r>
+        <w:rPr>
+          <w:rFonts w:ascii="Courier New" w:cs="Courier New" w:eastAsia="Courier New" w:hAnsi="Courier New"/>
+          <w:color w:val="c9d1d9"/>
+          <w:sz w:val="18"/>
+          <w:szCs w:val="18"/>
+          <w:rtl w:val="0"/>
+        </w:rPr>
+        <w:t xml:space="preserve"> </w:t>
+      </w:r>
+      <w:r>
+        <w:rPr>
+          <w:rFonts w:ascii="Courier New" w:cs="Courier New" w:eastAsia="Courier New" w:hAnsi="Courier New"/>
+          <w:color w:val="ff7b72"/>
+          <w:sz w:val="18"/>
+          <w:szCs w:val="18"/>
+          <w:rtl w:val="0"/>
+        </w:rPr>
+        <w:t xml:space="preserve">=&gt;</w:t>
+      </w:r>
+      <w:r>
+        <w:rPr>
+          <w:rFonts w:ascii="Courier New" w:cs="Courier New" w:eastAsia="Courier New" w:hAnsi="Courier New"/>
+          <w:color w:val="c9d1d9"/>
+          <w:sz w:val="18"/>
+          <w:szCs w:val="18"/>
+          <w:rtl w:val="0"/>
+        </w:rPr>
+        <w:t xml:space="preserve"> </w:t>
+      </w:r>
+      <w:r>
+        <w:rPr>
+          <w:rFonts w:ascii="Courier New" w:cs="Courier New" w:eastAsia="Courier New" w:hAnsi="Courier New"/>
+          <w:color w:val="d2a8ff"/>
+          <w:sz w:val="18"/>
+          <w:szCs w:val="18"/>
+          <w:rtl w:val="0"/>
+        </w:rPr>
+        <w:t xml:space="preserve">setNewName</w:t>
+      </w:r>
+      <w:r>
+        <w:rPr>
+          <w:rFonts w:ascii="Courier New" w:cs="Courier New" w:eastAsia="Courier New" w:hAnsi="Courier New"/>
+          <w:color w:val="c9d1d9"/>
+          <w:sz w:val="18"/>
+          <w:szCs w:val="18"/>
+          <w:rtl w:val="0"/>
+        </w:rPr>
+        <w:t xml:space="preserve">(</w:t>
+      </w:r>
+      <w:r>
+        <w:rPr>
+          <w:rFonts w:ascii="Courier New" w:cs="Courier New" w:eastAsia="Courier New" w:hAnsi="Courier New"/>
+          <w:color w:val="ffa657"/>
+          <w:sz w:val="18"/>
+          <w:szCs w:val="18"/>
+          <w:rtl w:val="0"/>
+        </w:rPr>
+        <w:t xml:space="preserve">e</w:t>
+      </w:r>
+      <w:r>
+        <w:rPr>
+          <w:rFonts w:ascii="Courier New" w:cs="Courier New" w:eastAsia="Courier New" w:hAnsi="Courier New"/>
+          <w:color w:val="c9d1d9"/>
+          <w:sz w:val="18"/>
+          <w:szCs w:val="18"/>
+          <w:rtl w:val="0"/>
+        </w:rPr>
+        <w:t xml:space="preserve">.target.</w:t>
+      </w:r>
+      <w:r>
+        <w:rPr>
+          <w:rFonts w:ascii="Courier New" w:cs="Courier New" w:eastAsia="Courier New" w:hAnsi="Courier New"/>
+          <w:color w:val="79c0ff"/>
+          <w:sz w:val="18"/>
+          <w:szCs w:val="18"/>
+          <w:rtl w:val="0"/>
+        </w:rPr>
+        <w:t xml:space="preserve">value</w:t>
+      </w:r>
+      <w:r>
+        <w:rPr>
+          <w:rFonts w:ascii="Courier New" w:cs="Courier New" w:eastAsia="Courier New" w:hAnsi="Courier New"/>
+          <w:color w:val="c9d1d9"/>
+          <w:sz w:val="18"/>
+          <w:szCs w:val="18"/>
+          <w:rtl w:val="0"/>
+        </w:rPr>
+        <w:t xml:space="preserve">)</w:t>
+      </w:r>
+      <w:r>
+        <w:rPr>
+          <w:rFonts w:ascii="Courier New" w:cs="Courier New" w:eastAsia="Courier New" w:hAnsi="Courier New"/>
+          <w:color w:val="ff7b72"/>
+          <w:sz w:val="18"/>
+          <w:szCs w:val="18"/>
+          <w:rtl w:val="0"/>
+        </w:rPr>
+        <w:t xml:space="preserve">}</w:t>
+      </w:r>
+      <w:r>
+        <w:rPr>
+          <w:rFonts w:ascii="Courier New" w:cs="Courier New" w:eastAsia="Courier New" w:hAnsi="Courier New"/>
+          <w:color w:val="c9d1d9"/>
+          <w:sz w:val="18"/>
+          <w:szCs w:val="18"/>
+          <w:rtl w:val="0"/>
+        </w:rPr>
+        <w:t xml:space="preserve"> </w:t>
+      </w:r>
+      <w:r>
+        <w:rPr>
+          <w:rFonts w:ascii="Courier New" w:cs="Courier New" w:eastAsia="Courier New" w:hAnsi="Courier New"/>
+          <w:color w:val="9cdcfe"/>
+          <w:sz w:val="18"/>
+          <w:szCs w:val="18"/>
+          <w:rtl w:val="0"/>
+        </w:rPr>
+        <w:t xml:space="preserve">placeholder</w:t>
+      </w:r>
+      <w:r>
+        <w:rPr>
+          <w:rFonts w:ascii="Courier New" w:cs="Courier New" w:eastAsia="Courier New" w:hAnsi="Courier New"/>
+          <w:color w:val="d4d4d4"/>
+          <w:sz w:val="18"/>
+          <w:szCs w:val="18"/>
+          <w:rtl w:val="0"/>
+        </w:rPr>
+        <w:t xml:space="preserve">=</w:t>
+      </w:r>
+      <w:r>
+        <w:rPr>
+          <w:rFonts w:ascii="Courier New" w:cs="Courier New" w:eastAsia="Courier New" w:hAnsi="Courier New"/>
+          <w:color w:val="a5d6ff"/>
+          <w:sz w:val="18"/>
+          <w:szCs w:val="18"/>
+          <w:rtl w:val="0"/>
+        </w:rPr>
+        <w:t xml:space="preserve">"Name"</w:t>
+      </w:r>
+      <w:r>
+        <w:rPr>
+          <w:rFonts w:ascii="Courier New" w:cs="Courier New" w:eastAsia="Courier New" w:hAnsi="Courier New"/>
+          <w:color w:val="c9d1d9"/>
+          <w:sz w:val="18"/>
+          <w:szCs w:val="18"/>
+          <w:rtl w:val="0"/>
+        </w:rPr>
+        <w:t xml:space="preserve"> </w:t>
+      </w:r>
+      <w:r>
+        <w:rPr>
+          <w:rFonts w:ascii="Courier New" w:cs="Courier New" w:eastAsia="Courier New" w:hAnsi="Courier New"/>
+          <w:color w:val="808080"/>
+          <w:sz w:val="18"/>
+          <w:szCs w:val="18"/>
+          <w:rtl w:val="0"/>
+        </w:rPr>
+        <w:t xml:space="preserve">/&gt;</w:t>
+      </w:r>
+      <w:r>
+        <w:rPr>
+          <w:rFonts w:ascii="Courier New" w:cs="Courier New" w:eastAsia="Courier New" w:hAnsi="Courier New"/>
+          <w:color w:val="c9d1d9"/>
+          <w:sz w:val="18"/>
+          <w:szCs w:val="18"/>
+          <w:rtl w:val="0"/>
+        </w:rPr>
+        <w:t xml:space="preserve">             </w:t>
+      </w:r>
+    </w:p>
+    <w:p>
+      <w:pPr>
+        <w:shd w:fill="121314" w:val="clear"/>
+        <w:spacing w:line="320" w:lineRule="auto"/>
+        <w:ind w:left="0" w:firstLine="0"/>
+        <w:rPr>
+          <w:rFonts w:ascii="Courier New" w:cs="Courier New" w:eastAsia="Courier New" w:hAnsi="Courier New"/>
+          <w:color w:val="808080"/>
+          <w:sz w:val="18"/>
+          <w:szCs w:val="18"/>
+        </w:rPr>
+      </w:pPr>
+      <w:r>
+        <w:rPr>
+          <w:rFonts w:ascii="Courier New" w:cs="Courier New" w:eastAsia="Courier New" w:hAnsi="Courier New"/>
+          <w:color w:val="808080"/>
+          <w:sz w:val="18"/>
+          <w:szCs w:val="18"/>
+          <w:rtl w:val="0"/>
+        </w:rPr>
+        <w:t xml:space="preserve">&lt;</w:t>
+      </w:r>
+      <w:r>
+        <w:rPr>
+          <w:rFonts w:ascii="Courier New" w:cs="Courier New" w:eastAsia="Courier New" w:hAnsi="Courier New"/>
+          <w:color w:val="7ee787"/>
+          <w:sz w:val="18"/>
+          <w:szCs w:val="18"/>
+          <w:rtl w:val="0"/>
+        </w:rPr>
+        <w:t xml:space="preserve">input</w:t>
+      </w:r>
+      <w:r>
+        <w:rPr>
+          <w:rFonts w:ascii="Courier New" w:cs="Courier New" w:eastAsia="Courier New" w:hAnsi="Courier New"/>
+          <w:color w:val="c9d1d9"/>
+          <w:sz w:val="18"/>
+          <w:szCs w:val="18"/>
+          <w:rtl w:val="0"/>
+        </w:rPr>
+        <w:t xml:space="preserve"> </w:t>
+      </w:r>
+      <w:r>
+        <w:rPr>
+          <w:rFonts w:ascii="Courier New" w:cs="Courier New" w:eastAsia="Courier New" w:hAnsi="Courier New"/>
+          <w:color w:val="9cdcfe"/>
+          <w:sz w:val="18"/>
+          <w:szCs w:val="18"/>
+          <w:rtl w:val="0"/>
+        </w:rPr>
+        <w:t xml:space="preserve">value</w:t>
+      </w:r>
+      <w:r>
+        <w:rPr>
+          <w:rFonts w:ascii="Courier New" w:cs="Courier New" w:eastAsia="Courier New" w:hAnsi="Courier New"/>
+          <w:color w:val="d4d4d4"/>
+          <w:sz w:val="18"/>
+          <w:szCs w:val="18"/>
+          <w:rtl w:val="0"/>
+        </w:rPr>
+        <w:t xml:space="preserve">=</w:t>
+      </w:r>
+      <w:r>
+        <w:rPr>
+          <w:rFonts w:ascii="Courier New" w:cs="Courier New" w:eastAsia="Courier New" w:hAnsi="Courier New"/>
+          <w:color w:val="ff7b72"/>
+          <w:sz w:val="18"/>
+          <w:szCs w:val="18"/>
+          <w:rtl w:val="0"/>
+        </w:rPr>
+        <w:t xml:space="preserve">{</w:t>
+      </w:r>
+      <w:r>
+        <w:rPr>
+          <w:rFonts w:ascii="Courier New" w:cs="Courier New" w:eastAsia="Courier New" w:hAnsi="Courier New"/>
+          <w:color w:val="79c0ff"/>
+          <w:sz w:val="18"/>
+          <w:szCs w:val="18"/>
+          <w:rtl w:val="0"/>
+        </w:rPr>
+        <w:t xml:space="preserve">newEmail</w:t>
+      </w:r>
+      <w:r>
+        <w:rPr>
+          <w:rFonts w:ascii="Courier New" w:cs="Courier New" w:eastAsia="Courier New" w:hAnsi="Courier New"/>
+          <w:color w:val="ff7b72"/>
+          <w:sz w:val="18"/>
+          <w:szCs w:val="18"/>
+          <w:rtl w:val="0"/>
+        </w:rPr>
+        <w:t xml:space="preserve">}</w:t>
+      </w:r>
+      <w:r>
+        <w:rPr>
+          <w:rFonts w:ascii="Courier New" w:cs="Courier New" w:eastAsia="Courier New" w:hAnsi="Courier New"/>
+          <w:color w:val="c9d1d9"/>
+          <w:sz w:val="18"/>
+          <w:szCs w:val="18"/>
+          <w:rtl w:val="0"/>
+        </w:rPr>
+        <w:t xml:space="preserve"> </w:t>
+      </w:r>
+      <w:r>
+        <w:rPr>
+          <w:rFonts w:ascii="Courier New" w:cs="Courier New" w:eastAsia="Courier New" w:hAnsi="Courier New"/>
+          <w:color w:val="9cdcfe"/>
+          <w:sz w:val="18"/>
+          <w:szCs w:val="18"/>
+          <w:rtl w:val="0"/>
+        </w:rPr>
+        <w:t xml:space="preserve">onChange</w:t>
+      </w:r>
+      <w:r>
+        <w:rPr>
+          <w:rFonts w:ascii="Courier New" w:cs="Courier New" w:eastAsia="Courier New" w:hAnsi="Courier New"/>
+          <w:color w:val="d4d4d4"/>
+          <w:sz w:val="18"/>
+          <w:szCs w:val="18"/>
+          <w:rtl w:val="0"/>
+        </w:rPr>
+        <w:t xml:space="preserve">=</w:t>
+      </w:r>
+      <w:r>
+        <w:rPr>
+          <w:rFonts w:ascii="Courier New" w:cs="Courier New" w:eastAsia="Courier New" w:hAnsi="Courier New"/>
+          <w:color w:val="ff7b72"/>
+          <w:sz w:val="18"/>
+          <w:szCs w:val="18"/>
+          <w:rtl w:val="0"/>
+        </w:rPr>
+        <w:t xml:space="preserve">{</w:t>
+      </w:r>
+      <w:r>
+        <w:rPr>
+          <w:rFonts w:ascii="Courier New" w:cs="Courier New" w:eastAsia="Courier New" w:hAnsi="Courier New"/>
+          <w:color w:val="ffa657"/>
+          <w:sz w:val="18"/>
+          <w:szCs w:val="18"/>
+          <w:rtl w:val="0"/>
+        </w:rPr>
+        <w:t xml:space="preserve">e</w:t>
+      </w:r>
+      <w:r>
+        <w:rPr>
+          <w:rFonts w:ascii="Courier New" w:cs="Courier New" w:eastAsia="Courier New" w:hAnsi="Courier New"/>
+          <w:color w:val="c9d1d9"/>
+          <w:sz w:val="18"/>
+          <w:szCs w:val="18"/>
+          <w:rtl w:val="0"/>
+        </w:rPr>
+        <w:t xml:space="preserve"> </w:t>
+      </w:r>
+      <w:r>
+        <w:rPr>
+          <w:rFonts w:ascii="Courier New" w:cs="Courier New" w:eastAsia="Courier New" w:hAnsi="Courier New"/>
+          <w:color w:val="ff7b72"/>
+          <w:sz w:val="18"/>
+          <w:szCs w:val="18"/>
+          <w:rtl w:val="0"/>
+        </w:rPr>
+        <w:t xml:space="preserve">=&gt;</w:t>
+      </w:r>
+      <w:r>
+        <w:rPr>
+          <w:rFonts w:ascii="Courier New" w:cs="Courier New" w:eastAsia="Courier New" w:hAnsi="Courier New"/>
+          <w:color w:val="c9d1d9"/>
+          <w:sz w:val="18"/>
+          <w:szCs w:val="18"/>
+          <w:rtl w:val="0"/>
+        </w:rPr>
+        <w:t xml:space="preserve"> </w:t>
+      </w:r>
+      <w:r>
+        <w:rPr>
+          <w:rFonts w:ascii="Courier New" w:cs="Courier New" w:eastAsia="Courier New" w:hAnsi="Courier New"/>
+          <w:color w:val="d2a8ff"/>
+          <w:sz w:val="18"/>
+          <w:szCs w:val="18"/>
+          <w:rtl w:val="0"/>
+        </w:rPr>
+        <w:t xml:space="preserve">setNewEmail</w:t>
+      </w:r>
+      <w:r>
+        <w:rPr>
+          <w:rFonts w:ascii="Courier New" w:cs="Courier New" w:eastAsia="Courier New" w:hAnsi="Courier New"/>
+          <w:color w:val="c9d1d9"/>
+          <w:sz w:val="18"/>
+          <w:szCs w:val="18"/>
+          <w:rtl w:val="0"/>
+        </w:rPr>
+        <w:t xml:space="preserve">(</w:t>
+      </w:r>
+      <w:r>
+        <w:rPr>
+          <w:rFonts w:ascii="Courier New" w:cs="Courier New" w:eastAsia="Courier New" w:hAnsi="Courier New"/>
+          <w:color w:val="ffa657"/>
+          <w:sz w:val="18"/>
+          <w:szCs w:val="18"/>
+          <w:rtl w:val="0"/>
+        </w:rPr>
+        <w:t xml:space="preserve">e</w:t>
+      </w:r>
+      <w:r>
+        <w:rPr>
+          <w:rFonts w:ascii="Courier New" w:cs="Courier New" w:eastAsia="Courier New" w:hAnsi="Courier New"/>
+          <w:color w:val="c9d1d9"/>
+          <w:sz w:val="18"/>
+          <w:szCs w:val="18"/>
+          <w:rtl w:val="0"/>
+        </w:rPr>
+        <w:t xml:space="preserve">.target.</w:t>
+      </w:r>
+      <w:r>
+        <w:rPr>
+          <w:rFonts w:ascii="Courier New" w:cs="Courier New" w:eastAsia="Courier New" w:hAnsi="Courier New"/>
+          <w:color w:val="79c0ff"/>
+          <w:sz w:val="18"/>
+          <w:szCs w:val="18"/>
+          <w:rtl w:val="0"/>
+        </w:rPr>
+        <w:t xml:space="preserve">value</w:t>
+      </w:r>
+      <w:r>
+        <w:rPr>
+          <w:rFonts w:ascii="Courier New" w:cs="Courier New" w:eastAsia="Courier New" w:hAnsi="Courier New"/>
+          <w:color w:val="c9d1d9"/>
+          <w:sz w:val="18"/>
+          <w:szCs w:val="18"/>
+          <w:rtl w:val="0"/>
+        </w:rPr>
+        <w:t xml:space="preserve">)</w:t>
+      </w:r>
+      <w:r>
+        <w:rPr>
+          <w:rFonts w:ascii="Courier New" w:cs="Courier New" w:eastAsia="Courier New" w:hAnsi="Courier New"/>
+          <w:color w:val="ff7b72"/>
+          <w:sz w:val="18"/>
+          <w:szCs w:val="18"/>
+          <w:rtl w:val="0"/>
+        </w:rPr>
+        <w:t xml:space="preserve">}</w:t>
+      </w:r>
+      <w:r>
+        <w:rPr>
+          <w:rFonts w:ascii="Courier New" w:cs="Courier New" w:eastAsia="Courier New" w:hAnsi="Courier New"/>
+          <w:color w:val="c9d1d9"/>
+          <w:sz w:val="18"/>
+          <w:szCs w:val="18"/>
+          <w:rtl w:val="0"/>
+        </w:rPr>
+        <w:t xml:space="preserve"> </w:t>
+      </w:r>
+      <w:r>
+        <w:rPr>
+          <w:rFonts w:ascii="Courier New" w:cs="Courier New" w:eastAsia="Courier New" w:hAnsi="Courier New"/>
+          <w:color w:val="9cdcfe"/>
+          <w:sz w:val="18"/>
+          <w:szCs w:val="18"/>
+          <w:rtl w:val="0"/>
+        </w:rPr>
+        <w:t xml:space="preserve">placeholder</w:t>
+      </w:r>
+      <w:r>
+        <w:rPr>
+          <w:rFonts w:ascii="Courier New" w:cs="Courier New" w:eastAsia="Courier New" w:hAnsi="Courier New"/>
+          <w:color w:val="d4d4d4"/>
+          <w:sz w:val="18"/>
+          <w:szCs w:val="18"/>
+          <w:rtl w:val="0"/>
+        </w:rPr>
+        <w:t xml:space="preserve">=</w:t>
+      </w:r>
+      <w:r>
+        <w:rPr>
+          <w:rFonts w:ascii="Courier New" w:cs="Courier New" w:eastAsia="Courier New" w:hAnsi="Courier New"/>
+          <w:color w:val="a5d6ff"/>
+          <w:sz w:val="18"/>
+          <w:szCs w:val="18"/>
+          <w:rtl w:val="0"/>
+        </w:rPr>
+        <w:t xml:space="preserve">"Email"</w:t>
+      </w:r>
+      <w:r>
+        <w:rPr>
+          <w:rFonts w:ascii="Courier New" w:cs="Courier New" w:eastAsia="Courier New" w:hAnsi="Courier New"/>
+          <w:color w:val="c9d1d9"/>
+          <w:sz w:val="18"/>
+          <w:szCs w:val="18"/>
+          <w:rtl w:val="0"/>
+        </w:rPr>
+        <w:t xml:space="preserve"> </w:t>
+      </w:r>
+      <w:r>
+        <w:rPr>
+          <w:rFonts w:ascii="Courier New" w:cs="Courier New" w:eastAsia="Courier New" w:hAnsi="Courier New"/>
+          <w:color w:val="808080"/>
+          <w:sz w:val="18"/>
+          <w:szCs w:val="18"/>
+          <w:rtl w:val="0"/>
+        </w:rPr>
+        <w:t xml:space="preserve">/&gt;</w:t>
+      </w:r>
+    </w:p>
+    <w:p>
+      <w:pPr>
+        <w:shd w:fill="121314" w:val="clear"/>
+        <w:spacing w:line="320" w:lineRule="auto"/>
+        <w:rPr>
+          <w:rFonts w:ascii="Courier New" w:cs="Courier New" w:eastAsia="Courier New" w:hAnsi="Courier New"/>
+          <w:color w:val="808080"/>
+          <w:sz w:val="18"/>
+          <w:szCs w:val="18"/>
+        </w:rPr>
+      </w:pPr>
+      <w:r>
+        <w:rPr>
+          <w:rFonts w:ascii="Courier New" w:cs="Courier New" w:eastAsia="Courier New" w:hAnsi="Courier New"/>
+          <w:color w:val="c9d1d9"/>
+          <w:sz w:val="18"/>
+          <w:szCs w:val="18"/>
+          <w:rtl w:val="0"/>
+        </w:rPr>
+        <w:t xml:space="preserve">                    </w:t>
+      </w:r>
+      <w:r>
+        <w:rPr>
+          <w:rFonts w:ascii="Courier New" w:cs="Courier New" w:eastAsia="Courier New" w:hAnsi="Courier New"/>
+          <w:color w:val="808080"/>
+          <w:sz w:val="18"/>
+          <w:szCs w:val="18"/>
+          <w:rtl w:val="0"/>
+        </w:rPr>
+        <w:t xml:space="preserve">&lt;</w:t>
+      </w:r>
+      <w:r>
+        <w:rPr>
+          <w:rFonts w:ascii="Courier New" w:cs="Courier New" w:eastAsia="Courier New" w:hAnsi="Courier New"/>
+          <w:color w:val="7ee787"/>
+          <w:sz w:val="18"/>
+          <w:szCs w:val="18"/>
+          <w:rtl w:val="0"/>
+        </w:rPr>
+        <w:t xml:space="preserve">button</w:t>
+      </w:r>
+      <w:r>
+        <w:rPr>
+          <w:rFonts w:ascii="Courier New" w:cs="Courier New" w:eastAsia="Courier New" w:hAnsi="Courier New"/>
+          <w:color w:val="c9d1d9"/>
+          <w:sz w:val="18"/>
+          <w:szCs w:val="18"/>
+          <w:rtl w:val="0"/>
+        </w:rPr>
+        <w:t xml:space="preserve"> </w:t>
+      </w:r>
+      <w:r>
+        <w:rPr>
+          <w:rFonts w:ascii="Courier New" w:cs="Courier New" w:eastAsia="Courier New" w:hAnsi="Courier New"/>
+          <w:color w:val="9cdcfe"/>
+          <w:sz w:val="18"/>
+          <w:szCs w:val="18"/>
+          <w:rtl w:val="0"/>
+        </w:rPr>
+        <w:t xml:space="preserve">onClick</w:t>
+      </w:r>
+      <w:r>
+        <w:rPr>
+          <w:rFonts w:ascii="Courier New" w:cs="Courier New" w:eastAsia="Courier New" w:hAnsi="Courier New"/>
+          <w:color w:val="d4d4d4"/>
+          <w:sz w:val="18"/>
+          <w:szCs w:val="18"/>
+          <w:rtl w:val="0"/>
+        </w:rPr>
+        <w:t xml:space="preserve">=</w:t>
+      </w:r>
+      <w:r>
+        <w:rPr>
+          <w:rFonts w:ascii="Courier New" w:cs="Courier New" w:eastAsia="Courier New" w:hAnsi="Courier New"/>
+          <w:color w:val="ff7b72"/>
+          <w:sz w:val="18"/>
+          <w:szCs w:val="18"/>
+          <w:rtl w:val="0"/>
+        </w:rPr>
+        <w:t xml:space="preserve">{</w:t>
+      </w:r>
+      <w:r>
+        <w:rPr>
+          <w:rFonts w:ascii="Courier New" w:cs="Courier New" w:eastAsia="Courier New" w:hAnsi="Courier New"/>
+          <w:color w:val="d2a8ff"/>
+          <w:sz w:val="18"/>
+          <w:szCs w:val="18"/>
+          <w:rtl w:val="0"/>
+        </w:rPr>
+        <w:t xml:space="preserve">postStudent</w:t>
+      </w:r>
+      <w:r>
+        <w:rPr>
+          <w:rFonts w:ascii="Courier New" w:cs="Courier New" w:eastAsia="Courier New" w:hAnsi="Courier New"/>
+          <w:color w:val="ff7b72"/>
+          <w:sz w:val="18"/>
+          <w:szCs w:val="18"/>
+          <w:rtl w:val="0"/>
+        </w:rPr>
+        <w:t xml:space="preserve">}</w:t>
+      </w:r>
+      <w:r>
+        <w:rPr>
+          <w:rFonts w:ascii="Courier New" w:cs="Courier New" w:eastAsia="Courier New" w:hAnsi="Courier New"/>
+          <w:color w:val="808080"/>
+          <w:sz w:val="18"/>
+          <w:szCs w:val="18"/>
+          <w:rtl w:val="0"/>
+        </w:rPr>
+        <w:t xml:space="preserve">&gt;</w:t>
+      </w:r>
+      <w:r>
+        <w:rPr>
+          <w:rFonts w:ascii="Courier New" w:cs="Courier New" w:eastAsia="Courier New" w:hAnsi="Courier New"/>
+          <w:color w:val="c9d1d9"/>
+          <w:sz w:val="18"/>
+          <w:szCs w:val="18"/>
+          <w:rtl w:val="0"/>
+        </w:rPr>
+        <w:t xml:space="preserve">Add Student</w:t>
+      </w:r>
+      <w:r>
+        <w:rPr>
+          <w:rFonts w:ascii="Courier New" w:cs="Courier New" w:eastAsia="Courier New" w:hAnsi="Courier New"/>
+          <w:color w:val="808080"/>
+          <w:sz w:val="18"/>
+          <w:szCs w:val="18"/>
+          <w:rtl w:val="0"/>
+        </w:rPr>
+        <w:t xml:space="preserve">&lt;/</w:t>
+      </w:r>
+      <w:r>
+        <w:rPr>
+          <w:rFonts w:ascii="Courier New" w:cs="Courier New" w:eastAsia="Courier New" w:hAnsi="Courier New"/>
+          <w:color w:val="7ee787"/>
+          <w:sz w:val="18"/>
+          <w:szCs w:val="18"/>
+          <w:rtl w:val="0"/>
+        </w:rPr>
+        <w:t xml:space="preserve">button</w:t>
+      </w:r>
+      <w:r>
+        <w:rPr>
+          <w:rFonts w:ascii="Courier New" w:cs="Courier New" w:eastAsia="Courier New" w:hAnsi="Courier New"/>
+          <w:color w:val="808080"/>
+          <w:sz w:val="18"/>
+          <w:szCs w:val="18"/>
+          <w:rtl w:val="0"/>
+        </w:rPr>
+        <w:t xml:space="preserve">&gt;</w:t>
+      </w:r>
+    </w:p>
+    <w:p>
+      <w:pPr>
+        <w:rPr/>
+      </w:pPr>
+      <w:r>
+        <w:rPr>
+          <w:rtl w:val="0"/>
+        </w:rPr>
+      </w:r>
+    </w:p>
+    <w:p>
+      <w:pPr>
+        <w:rPr/>
+      </w:pPr>
+      <w:r>
+        <w:rPr>
+          <w:rtl w:val="0"/>
+        </w:rPr>
+        <w:t xml:space="preserve">Here is what we have added for postStudent.</w:t>
+      </w:r>
+    </w:p>
+    <w:p>
+      <w:pPr>
+        <w:rPr/>
+      </w:pPr>
+      <w:r>
+        <w:rPr>
+          <w:rtl w:val="0"/>
+        </w:rPr>
+      </w:r>
+    </w:p>
+    <w:p>
+      <w:pPr>
+        <w:rPr/>
+      </w:pPr>
+      <w:r>
+        <w:rPr/>
+        <w:drawing>
+          <wp:inline distB="114300" distT="114300" distL="114300" distR="114300">
+            <wp:extent cx="5943600" cy="3162300"/>
+            <wp:effectExtent b="0" l="0" r="0" t="0"/>
+            <wp:docPr id="18" name="image12.png"/>
+            <a:graphic>
+              <a:graphicData uri="http://schemas.openxmlformats.org/drawingml/2006/picture">
+                <pic:pic>
+                  <pic:nvPicPr>
+                    <pic:cNvPr id="0" name="image12.png"/>
+                    <pic:cNvPicPr preferRelativeResize="0"/>
+                  </pic:nvPicPr>
+                  <pic:blipFill>
+                    <a:blip r:embed="rId29"/>
+                    <a:srcRect b="0" l="0" r="0" t="0"/>
+                    <a:stretch>
+                      <a:fillRect/>
+                    </a:stretch>
+                  </pic:blipFill>
+                  <pic:spPr>
+                    <a:xfrm>
+                      <a:off x="0" y="0"/>
+                      <a:ext cx="5943600" cy="3162300"/>
+                    </a:xfrm>
+                    <a:prstGeom prst="rect"/>
+                    <a:ln/>
+                  </pic:spPr>
+                </pic:pic>
+              </a:graphicData>
+            </a:graphic>
+          </wp:inline>
+        </w:drawing>
+      </w:r>
+      <w:r>
+        <w:rPr>
+          <w:rtl w:val="0"/>
+        </w:rPr>
+      </w:r>
+    </w:p>
+    <w:p>
+      <w:pPr>
+        <w:rPr/>
+      </w:pPr>
+      <w:r>
+        <w:rPr>
+          <w:rtl w:val="0"/>
+        </w:rPr>
+        <w:t xml:space="preserve">Correction: the inputs should be outside the second level of &lt;div&gt;&lt;/div&gt; so it shows up after instead of on each one.</w:t>
+      </w:r>
+      <w:r>
+        <w:rPr>
+          <w:rtl w:val="0"/>
+        </w:rPr>
+      </w:r>
+    </w:p>
+    <w:p>
+      <w:pPr>
+        <w:pStyle w:val="Heading2"/>
+        <w:rPr/>
+      </w:pPr>
+      <w:bookmarkStart w:colFirst="0" w:colLast="0" w:name="_3wj2dkfh2pys" w:id="14"/>
+      <w:bookmarkEnd w:id="14"/>
+      <w:r>
+        <w:rPr>
+          <w:rtl w:val="0"/>
+        </w:rPr>
+        <w:t xml:space="preserve">UPDATE</w:t>
+      </w:r>
+    </w:p>
+    <w:p>
+      <w:pPr>
+        <w:rPr/>
+      </w:pPr>
+      <w:r>
+        <w:rPr>
+          <w:rtl w:val="0"/>
+        </w:rPr>
+        <w:t xml:space="preserve">This uses the same formula as the create but it requires an id input as well.</w:t>
+      </w:r>
+    </w:p>
+    <w:p>
+      <w:pPr>
+        <w:rPr>
+          <w:b w:val="1"/>
+          <w:bCs w:val="1"/>
+          <w:i w:val="1"/>
+          <w:iCs w:val="1"/>
+        </w:rPr>
+      </w:pPr>
+      <w:r>
+        <w:rPr>
+          <w:b w:val="1"/>
+          <w:bCs w:val="1"/>
+          <w:i w:val="1"/>
+          <w:iCs w:val="1"/>
+          <w:rtl w:val="0"/>
+        </w:rPr>
+        <w:t xml:space="preserve">const putStudent = (id: number) =&gt; { </w:t>
+      </w:r>
+    </w:p>
+    <w:p>
+      <w:pPr>
+        <w:ind w:firstLine="720"/>
+        <w:rPr>
+          <w:b w:val="1"/>
+          <w:bCs w:val="1"/>
+          <w:i w:val="1"/>
+          <w:iCs w:val="1"/>
+        </w:rPr>
+      </w:pPr>
+      <w:r>
+        <w:rPr>
+          <w:b w:val="1"/>
+          <w:bCs w:val="1"/>
+          <w:i w:val="1"/>
+          <w:iCs w:val="1"/>
+          <w:rtl w:val="0"/>
+        </w:rPr>
+        <w:t xml:space="preserve">fetch(`${FETCH}/${id}`, { </w:t>
+      </w:r>
+    </w:p>
+    <w:p>
+      <w:pPr>
+        <w:ind w:left="720" w:firstLine="720"/>
+        <w:rPr>
+          <w:b w:val="1"/>
+          <w:bCs w:val="1"/>
+          <w:i w:val="1"/>
+          <w:iCs w:val="1"/>
+        </w:rPr>
+      </w:pPr>
+      <w:r>
+        <w:rPr>
+          <w:b w:val="1"/>
+          <w:bCs w:val="1"/>
+          <w:i w:val="1"/>
+          <w:iCs w:val="1"/>
+          <w:rtl w:val="0"/>
+        </w:rPr>
+        <w:t xml:space="preserve">method: "PUT", </w:t>
+      </w:r>
+    </w:p>
+    <w:p>
+      <w:pPr>
+        <w:ind w:left="720" w:firstLine="720"/>
+        <w:rPr>
+          <w:b w:val="1"/>
+          <w:bCs w:val="1"/>
+          <w:i w:val="1"/>
+          <w:iCs w:val="1"/>
+        </w:rPr>
+      </w:pPr>
+      <w:r>
+        <w:rPr>
+          <w:b w:val="1"/>
+          <w:bCs w:val="1"/>
+          <w:i w:val="1"/>
+          <w:iCs w:val="1"/>
+          <w:rtl w:val="0"/>
+        </w:rPr>
+        <w:t xml:space="preserve">headers: { "Content-Type": "application/json" }, </w:t>
+      </w:r>
+    </w:p>
+    <w:p>
+      <w:pPr>
+        <w:ind w:left="720" w:firstLine="720"/>
+        <w:rPr>
+          <w:b w:val="1"/>
+          <w:bCs w:val="1"/>
+          <w:i w:val="1"/>
+          <w:iCs w:val="1"/>
+        </w:rPr>
+      </w:pPr>
+      <w:r>
+        <w:rPr>
+          <w:b w:val="1"/>
+          <w:bCs w:val="1"/>
+          <w:i w:val="1"/>
+          <w:iCs w:val="1"/>
+          <w:rtl w:val="0"/>
+        </w:rPr>
+        <w:t xml:space="preserve">body: JSON.stringify({ name: editName, email: editEmail })</w:t>
+      </w:r>
+    </w:p>
+    <w:p>
+      <w:pPr>
+        <w:ind w:left="0" w:firstLine="720"/>
+        <w:rPr>
+          <w:b w:val="1"/>
+          <w:bCs w:val="1"/>
+          <w:i w:val="1"/>
+          <w:iCs w:val="1"/>
+        </w:rPr>
+      </w:pPr>
+      <w:r>
+        <w:rPr>
+          <w:b w:val="1"/>
+          <w:bCs w:val="1"/>
+          <w:i w:val="1"/>
+          <w:iCs w:val="1"/>
+          <w:rtl w:val="0"/>
+        </w:rPr>
+        <w:t xml:space="preserve">}) </w:t>
+      </w:r>
+    </w:p>
+    <w:p>
+      <w:pPr>
+        <w:ind w:left="720" w:firstLine="720"/>
+        <w:rPr>
+          <w:b w:val="1"/>
+          <w:bCs w:val="1"/>
+          <w:i w:val="1"/>
+          <w:iCs w:val="1"/>
+        </w:rPr>
+      </w:pPr>
+      <w:r>
+        <w:rPr>
+          <w:b w:val="1"/>
+          <w:bCs w:val="1"/>
+          <w:i w:val="1"/>
+          <w:iCs w:val="1"/>
+          <w:rtl w:val="0"/>
+        </w:rPr>
+        <w:t xml:space="preserve">.then(() =&gt; { setEditId(null); setEditName(""); setEditEmail(""); getStudents()}) </w:t>
+      </w:r>
+    </w:p>
+    <w:p>
+      <w:pPr>
+        <w:ind w:left="720" w:firstLine="720"/>
+        <w:rPr>
+          <w:b w:val="1"/>
+          <w:bCs w:val="1"/>
+          <w:i w:val="1"/>
+          <w:iCs w:val="1"/>
+        </w:rPr>
+      </w:pPr>
+      <w:r>
+        <w:rPr>
+          <w:b w:val="1"/>
+          <w:bCs w:val="1"/>
+          <w:i w:val="1"/>
+          <w:iCs w:val="1"/>
+          <w:rtl w:val="0"/>
+        </w:rPr>
+        <w:t xml:space="preserve">.catch(err =&gt; setError(err.message)) </w:t>
+      </w:r>
+    </w:p>
+    <w:p>
+      <w:pPr>
+        <w:ind w:left="0" w:firstLine="0"/>
+        <w:rPr>
+          <w:b w:val="1"/>
+          <w:bCs w:val="1"/>
+          <w:i w:val="1"/>
+          <w:iCs w:val="1"/>
+        </w:rPr>
+      </w:pPr>
+      <w:r>
+        <w:rPr>
+          <w:b w:val="1"/>
+          <w:bCs w:val="1"/>
+          <w:i w:val="1"/>
+          <w:iCs w:val="1"/>
+          <w:rtl w:val="0"/>
+        </w:rPr>
+        <w:t xml:space="preserve">}</w:t>
+      </w:r>
+    </w:p>
+    <w:p>
+      <w:pPr>
+        <w:rPr/>
+      </w:pPr>
+      <w:r>
+        <w:rPr>
+          <w:rtl w:val="0"/>
+        </w:rPr>
+      </w:r>
+    </w:p>
+    <w:p>
+      <w:pPr>
+        <w:shd w:fill="121314" w:val="clear"/>
+        <w:spacing w:line="320" w:lineRule="auto"/>
+        <w:rPr>
+          <w:rFonts w:ascii="Courier New" w:cs="Courier New" w:eastAsia="Courier New" w:hAnsi="Courier New"/>
+          <w:color w:val="808080"/>
+          <w:sz w:val="18"/>
+          <w:szCs w:val="18"/>
+        </w:rPr>
+      </w:pPr>
+      <w:r>
+        <w:rPr>
+          <w:rFonts w:ascii="Courier New" w:cs="Courier New" w:eastAsia="Courier New" w:hAnsi="Courier New"/>
+          <w:color w:val="808080"/>
+          <w:sz w:val="18"/>
+          <w:szCs w:val="18"/>
+          <w:rtl w:val="0"/>
+        </w:rPr>
+        <w:t xml:space="preserve">&lt;</w:t>
+      </w:r>
+      <w:r>
+        <w:rPr>
+          <w:rFonts w:ascii="Courier New" w:cs="Courier New" w:eastAsia="Courier New" w:hAnsi="Courier New"/>
+          <w:color w:val="7ee787"/>
+          <w:sz w:val="18"/>
+          <w:szCs w:val="18"/>
+          <w:rtl w:val="0"/>
+        </w:rPr>
+        <w:t xml:space="preserve">input</w:t>
+      </w:r>
+      <w:r>
+        <w:rPr>
+          <w:rFonts w:ascii="Courier New" w:cs="Courier New" w:eastAsia="Courier New" w:hAnsi="Courier New"/>
+          <w:color w:val="c9d1d9"/>
+          <w:sz w:val="18"/>
+          <w:szCs w:val="18"/>
+          <w:rtl w:val="0"/>
+        </w:rPr>
+        <w:t xml:space="preserve"> </w:t>
+      </w:r>
+      <w:r>
+        <w:rPr>
+          <w:rFonts w:ascii="Courier New" w:cs="Courier New" w:eastAsia="Courier New" w:hAnsi="Courier New"/>
+          <w:color w:val="9cdcfe"/>
+          <w:sz w:val="18"/>
+          <w:szCs w:val="18"/>
+          <w:rtl w:val="0"/>
+        </w:rPr>
+        <w:t xml:space="preserve">value</w:t>
+      </w:r>
+      <w:r>
+        <w:rPr>
+          <w:rFonts w:ascii="Courier New" w:cs="Courier New" w:eastAsia="Courier New" w:hAnsi="Courier New"/>
+          <w:color w:val="d4d4d4"/>
+          <w:sz w:val="18"/>
+          <w:szCs w:val="18"/>
+          <w:rtl w:val="0"/>
+        </w:rPr>
+        <w:t xml:space="preserve">=</w:t>
+      </w:r>
+      <w:r>
+        <w:rPr>
+          <w:rFonts w:ascii="Courier New" w:cs="Courier New" w:eastAsia="Courier New" w:hAnsi="Courier New"/>
+          <w:color w:val="ff7b72"/>
+          <w:sz w:val="18"/>
+          <w:szCs w:val="18"/>
+          <w:rtl w:val="0"/>
+        </w:rPr>
+        <w:t xml:space="preserve">{</w:t>
+      </w:r>
+      <w:r>
+        <w:rPr>
+          <w:rFonts w:ascii="Courier New" w:cs="Courier New" w:eastAsia="Courier New" w:hAnsi="Courier New"/>
+          <w:color w:val="79c0ff"/>
+          <w:sz w:val="18"/>
+          <w:szCs w:val="18"/>
+          <w:rtl w:val="0"/>
+        </w:rPr>
+        <w:t xml:space="preserve">editName</w:t>
+      </w:r>
+      <w:r>
+        <w:rPr>
+          <w:rFonts w:ascii="Courier New" w:cs="Courier New" w:eastAsia="Courier New" w:hAnsi="Courier New"/>
+          <w:color w:val="ff7b72"/>
+          <w:sz w:val="18"/>
+          <w:szCs w:val="18"/>
+          <w:rtl w:val="0"/>
+        </w:rPr>
+        <w:t xml:space="preserve">}</w:t>
+      </w:r>
+      <w:r>
+        <w:rPr>
+          <w:rFonts w:ascii="Courier New" w:cs="Courier New" w:eastAsia="Courier New" w:hAnsi="Courier New"/>
+          <w:color w:val="c9d1d9"/>
+          <w:sz w:val="18"/>
+          <w:szCs w:val="18"/>
+          <w:rtl w:val="0"/>
+        </w:rPr>
+        <w:t xml:space="preserve"> </w:t>
+      </w:r>
+      <w:r>
+        <w:rPr>
+          <w:rFonts w:ascii="Courier New" w:cs="Courier New" w:eastAsia="Courier New" w:hAnsi="Courier New"/>
+          <w:color w:val="9cdcfe"/>
+          <w:sz w:val="18"/>
+          <w:szCs w:val="18"/>
+          <w:rtl w:val="0"/>
+        </w:rPr>
+        <w:t xml:space="preserve">onChange</w:t>
+      </w:r>
+      <w:r>
+        <w:rPr>
+          <w:rFonts w:ascii="Courier New" w:cs="Courier New" w:eastAsia="Courier New" w:hAnsi="Courier New"/>
+          <w:color w:val="d4d4d4"/>
+          <w:sz w:val="18"/>
+          <w:szCs w:val="18"/>
+          <w:rtl w:val="0"/>
+        </w:rPr>
+        <w:t xml:space="preserve">=</w:t>
+      </w:r>
+      <w:r>
+        <w:rPr>
+          <w:rFonts w:ascii="Courier New" w:cs="Courier New" w:eastAsia="Courier New" w:hAnsi="Courier New"/>
+          <w:color w:val="ff7b72"/>
+          <w:sz w:val="18"/>
+          <w:szCs w:val="18"/>
+          <w:rtl w:val="0"/>
+        </w:rPr>
+        <w:t xml:space="preserve">{</w:t>
+      </w:r>
+      <w:r>
+        <w:rPr>
+          <w:rFonts w:ascii="Courier New" w:cs="Courier New" w:eastAsia="Courier New" w:hAnsi="Courier New"/>
+          <w:color w:val="ffa657"/>
+          <w:sz w:val="18"/>
+          <w:szCs w:val="18"/>
+          <w:rtl w:val="0"/>
+        </w:rPr>
+        <w:t xml:space="preserve">e</w:t>
+      </w:r>
+      <w:r>
+        <w:rPr>
+          <w:rFonts w:ascii="Courier New" w:cs="Courier New" w:eastAsia="Courier New" w:hAnsi="Courier New"/>
+          <w:color w:val="c9d1d9"/>
+          <w:sz w:val="18"/>
+          <w:szCs w:val="18"/>
+          <w:rtl w:val="0"/>
+        </w:rPr>
+        <w:t xml:space="preserve"> </w:t>
+      </w:r>
+      <w:r>
+        <w:rPr>
+          <w:rFonts w:ascii="Courier New" w:cs="Courier New" w:eastAsia="Courier New" w:hAnsi="Courier New"/>
+          <w:color w:val="ff7b72"/>
+          <w:sz w:val="18"/>
+          <w:szCs w:val="18"/>
+          <w:rtl w:val="0"/>
+        </w:rPr>
+        <w:t xml:space="preserve">=&gt;</w:t>
+      </w:r>
+      <w:r>
+        <w:rPr>
+          <w:rFonts w:ascii="Courier New" w:cs="Courier New" w:eastAsia="Courier New" w:hAnsi="Courier New"/>
+          <w:color w:val="c9d1d9"/>
+          <w:sz w:val="18"/>
+          <w:szCs w:val="18"/>
+          <w:rtl w:val="0"/>
+        </w:rPr>
+        <w:t xml:space="preserve"> </w:t>
+      </w:r>
+      <w:r>
+        <w:rPr>
+          <w:rFonts w:ascii="Courier New" w:cs="Courier New" w:eastAsia="Courier New" w:hAnsi="Courier New"/>
+          <w:color w:val="d2a8ff"/>
+          <w:sz w:val="18"/>
+          <w:szCs w:val="18"/>
+          <w:rtl w:val="0"/>
+        </w:rPr>
+        <w:t xml:space="preserve">setEditName</w:t>
+      </w:r>
+      <w:r>
+        <w:rPr>
+          <w:rFonts w:ascii="Courier New" w:cs="Courier New" w:eastAsia="Courier New" w:hAnsi="Courier New"/>
+          <w:color w:val="c9d1d9"/>
+          <w:sz w:val="18"/>
+          <w:szCs w:val="18"/>
+          <w:rtl w:val="0"/>
+        </w:rPr>
+        <w:t xml:space="preserve">(</w:t>
+      </w:r>
+      <w:r>
+        <w:rPr>
+          <w:rFonts w:ascii="Courier New" w:cs="Courier New" w:eastAsia="Courier New" w:hAnsi="Courier New"/>
+          <w:color w:val="ffa657"/>
+          <w:sz w:val="18"/>
+          <w:szCs w:val="18"/>
+          <w:rtl w:val="0"/>
+        </w:rPr>
+        <w:t xml:space="preserve">e</w:t>
+      </w:r>
+      <w:r>
+        <w:rPr>
+          <w:rFonts w:ascii="Courier New" w:cs="Courier New" w:eastAsia="Courier New" w:hAnsi="Courier New"/>
+          <w:color w:val="c9d1d9"/>
+          <w:sz w:val="18"/>
+          <w:szCs w:val="18"/>
+          <w:rtl w:val="0"/>
+        </w:rPr>
+        <w:t xml:space="preserve">.target.</w:t>
+      </w:r>
+      <w:r>
+        <w:rPr>
+          <w:rFonts w:ascii="Courier New" w:cs="Courier New" w:eastAsia="Courier New" w:hAnsi="Courier New"/>
+          <w:color w:val="79c0ff"/>
+          <w:sz w:val="18"/>
+          <w:szCs w:val="18"/>
+          <w:rtl w:val="0"/>
+        </w:rPr>
+        <w:t xml:space="preserve">value</w:t>
+      </w:r>
+      <w:r>
+        <w:rPr>
+          <w:rFonts w:ascii="Courier New" w:cs="Courier New" w:eastAsia="Courier New" w:hAnsi="Courier New"/>
+          <w:color w:val="c9d1d9"/>
+          <w:sz w:val="18"/>
+          <w:szCs w:val="18"/>
+          <w:rtl w:val="0"/>
+        </w:rPr>
+        <w:t xml:space="preserve">)</w:t>
+      </w:r>
+      <w:r>
+        <w:rPr>
+          <w:rFonts w:ascii="Courier New" w:cs="Courier New" w:eastAsia="Courier New" w:hAnsi="Courier New"/>
+          <w:color w:val="ff7b72"/>
+          <w:sz w:val="18"/>
+          <w:szCs w:val="18"/>
+          <w:rtl w:val="0"/>
+        </w:rPr>
+        <w:t xml:space="preserve">}</w:t>
+      </w:r>
+      <w:r>
+        <w:rPr>
+          <w:rFonts w:ascii="Courier New" w:cs="Courier New" w:eastAsia="Courier New" w:hAnsi="Courier New"/>
+          <w:color w:val="c9d1d9"/>
+          <w:sz w:val="18"/>
+          <w:szCs w:val="18"/>
+          <w:rtl w:val="0"/>
+        </w:rPr>
+        <w:t xml:space="preserve"> </w:t>
+      </w:r>
+      <w:r>
+        <w:rPr>
+          <w:rFonts w:ascii="Courier New" w:cs="Courier New" w:eastAsia="Courier New" w:hAnsi="Courier New"/>
+          <w:color w:val="9cdcfe"/>
+          <w:sz w:val="18"/>
+          <w:szCs w:val="18"/>
+          <w:rtl w:val="0"/>
+        </w:rPr>
+        <w:t xml:space="preserve">placeholder</w:t>
+      </w:r>
+      <w:r>
+        <w:rPr>
+          <w:rFonts w:ascii="Courier New" w:cs="Courier New" w:eastAsia="Courier New" w:hAnsi="Courier New"/>
+          <w:color w:val="d4d4d4"/>
+          <w:sz w:val="18"/>
+          <w:szCs w:val="18"/>
+          <w:rtl w:val="0"/>
+        </w:rPr>
+        <w:t xml:space="preserve">=</w:t>
+      </w:r>
+      <w:r>
+        <w:rPr>
+          <w:rFonts w:ascii="Courier New" w:cs="Courier New" w:eastAsia="Courier New" w:hAnsi="Courier New"/>
+          <w:color w:val="a5d6ff"/>
+          <w:sz w:val="18"/>
+          <w:szCs w:val="18"/>
+          <w:rtl w:val="0"/>
+        </w:rPr>
+        <w:t xml:space="preserve">"Edit Name"</w:t>
+      </w:r>
+      <w:r>
+        <w:rPr>
+          <w:rFonts w:ascii="Courier New" w:cs="Courier New" w:eastAsia="Courier New" w:hAnsi="Courier New"/>
+          <w:color w:val="c9d1d9"/>
+          <w:sz w:val="18"/>
+          <w:szCs w:val="18"/>
+          <w:rtl w:val="0"/>
+        </w:rPr>
+        <w:t xml:space="preserve"> </w:t>
+      </w:r>
+      <w:r>
+        <w:rPr>
+          <w:rFonts w:ascii="Courier New" w:cs="Courier New" w:eastAsia="Courier New" w:hAnsi="Courier New"/>
+          <w:color w:val="808080"/>
+          <w:sz w:val="18"/>
+          <w:szCs w:val="18"/>
+          <w:rtl w:val="0"/>
+        </w:rPr>
+        <w:t xml:space="preserve">/&gt;</w:t>
+      </w:r>
+    </w:p>
+    <w:p>
+      <w:pPr>
+        <w:shd w:fill="121314" w:val="clear"/>
+        <w:spacing w:line="320" w:lineRule="auto"/>
+        <w:rPr>
+          <w:rFonts w:ascii="Courier New" w:cs="Courier New" w:eastAsia="Courier New" w:hAnsi="Courier New"/>
+          <w:color w:val="808080"/>
+          <w:sz w:val="18"/>
+          <w:szCs w:val="18"/>
+        </w:rPr>
+      </w:pPr>
+      <w:r>
+        <w:rPr>
+          <w:rFonts w:ascii="Courier New" w:cs="Courier New" w:eastAsia="Courier New" w:hAnsi="Courier New"/>
+          <w:color w:val="c9d1d9"/>
+          <w:sz w:val="18"/>
+          <w:szCs w:val="18"/>
+          <w:rtl w:val="0"/>
+        </w:rPr>
+        <w:t xml:space="preserve">                    </w:t>
+      </w:r>
+      <w:r>
+        <w:rPr>
+          <w:rFonts w:ascii="Courier New" w:cs="Courier New" w:eastAsia="Courier New" w:hAnsi="Courier New"/>
+          <w:color w:val="808080"/>
+          <w:sz w:val="18"/>
+          <w:szCs w:val="18"/>
+          <w:rtl w:val="0"/>
+        </w:rPr>
+        <w:t xml:space="preserve">&lt;</w:t>
+      </w:r>
+      <w:r>
+        <w:rPr>
+          <w:rFonts w:ascii="Courier New" w:cs="Courier New" w:eastAsia="Courier New" w:hAnsi="Courier New"/>
+          <w:color w:val="7ee787"/>
+          <w:sz w:val="18"/>
+          <w:szCs w:val="18"/>
+          <w:rtl w:val="0"/>
+        </w:rPr>
+        <w:t xml:space="preserve">input</w:t>
+      </w:r>
+      <w:r>
+        <w:rPr>
+          <w:rFonts w:ascii="Courier New" w:cs="Courier New" w:eastAsia="Courier New" w:hAnsi="Courier New"/>
+          <w:color w:val="c9d1d9"/>
+          <w:sz w:val="18"/>
+          <w:szCs w:val="18"/>
+          <w:rtl w:val="0"/>
+        </w:rPr>
+        <w:t xml:space="preserve"> </w:t>
+      </w:r>
+      <w:r>
+        <w:rPr>
+          <w:rFonts w:ascii="Courier New" w:cs="Courier New" w:eastAsia="Courier New" w:hAnsi="Courier New"/>
+          <w:color w:val="9cdcfe"/>
+          <w:sz w:val="18"/>
+          <w:szCs w:val="18"/>
+          <w:rtl w:val="0"/>
+        </w:rPr>
+        <w:t xml:space="preserve">value</w:t>
+      </w:r>
+      <w:r>
+        <w:rPr>
+          <w:rFonts w:ascii="Courier New" w:cs="Courier New" w:eastAsia="Courier New" w:hAnsi="Courier New"/>
+          <w:color w:val="d4d4d4"/>
+          <w:sz w:val="18"/>
+          <w:szCs w:val="18"/>
+          <w:rtl w:val="0"/>
+        </w:rPr>
+        <w:t xml:space="preserve">=</w:t>
+      </w:r>
+      <w:r>
+        <w:rPr>
+          <w:rFonts w:ascii="Courier New" w:cs="Courier New" w:eastAsia="Courier New" w:hAnsi="Courier New"/>
+          <w:color w:val="ff7b72"/>
+          <w:sz w:val="18"/>
+          <w:szCs w:val="18"/>
+          <w:rtl w:val="0"/>
+        </w:rPr>
+        <w:t xml:space="preserve">{</w:t>
+      </w:r>
+      <w:r>
+        <w:rPr>
+          <w:rFonts w:ascii="Courier New" w:cs="Courier New" w:eastAsia="Courier New" w:hAnsi="Courier New"/>
+          <w:color w:val="79c0ff"/>
+          <w:sz w:val="18"/>
+          <w:szCs w:val="18"/>
+          <w:rtl w:val="0"/>
+        </w:rPr>
+        <w:t xml:space="preserve">editEmail</w:t>
+      </w:r>
+      <w:r>
+        <w:rPr>
+          <w:rFonts w:ascii="Courier New" w:cs="Courier New" w:eastAsia="Courier New" w:hAnsi="Courier New"/>
+          <w:color w:val="ff7b72"/>
+          <w:sz w:val="18"/>
+          <w:szCs w:val="18"/>
+          <w:rtl w:val="0"/>
+        </w:rPr>
+        <w:t xml:space="preserve">}</w:t>
+      </w:r>
+      <w:r>
+        <w:rPr>
+          <w:rFonts w:ascii="Courier New" w:cs="Courier New" w:eastAsia="Courier New" w:hAnsi="Courier New"/>
+          <w:color w:val="c9d1d9"/>
+          <w:sz w:val="18"/>
+          <w:szCs w:val="18"/>
+          <w:rtl w:val="0"/>
+        </w:rPr>
+        <w:t xml:space="preserve"> </w:t>
+      </w:r>
+      <w:r>
+        <w:rPr>
+          <w:rFonts w:ascii="Courier New" w:cs="Courier New" w:eastAsia="Courier New" w:hAnsi="Courier New"/>
+          <w:color w:val="9cdcfe"/>
+          <w:sz w:val="18"/>
+          <w:szCs w:val="18"/>
+          <w:rtl w:val="0"/>
+        </w:rPr>
+        <w:t xml:space="preserve">onChange</w:t>
+      </w:r>
+      <w:r>
+        <w:rPr>
+          <w:rFonts w:ascii="Courier New" w:cs="Courier New" w:eastAsia="Courier New" w:hAnsi="Courier New"/>
+          <w:color w:val="d4d4d4"/>
+          <w:sz w:val="18"/>
+          <w:szCs w:val="18"/>
+          <w:rtl w:val="0"/>
+        </w:rPr>
+        <w:t xml:space="preserve">=</w:t>
+      </w:r>
+      <w:r>
+        <w:rPr>
+          <w:rFonts w:ascii="Courier New" w:cs="Courier New" w:eastAsia="Courier New" w:hAnsi="Courier New"/>
+          <w:color w:val="ff7b72"/>
+          <w:sz w:val="18"/>
+          <w:szCs w:val="18"/>
+          <w:rtl w:val="0"/>
+        </w:rPr>
+        <w:t xml:space="preserve">{</w:t>
+      </w:r>
+      <w:r>
+        <w:rPr>
+          <w:rFonts w:ascii="Courier New" w:cs="Courier New" w:eastAsia="Courier New" w:hAnsi="Courier New"/>
+          <w:color w:val="ffa657"/>
+          <w:sz w:val="18"/>
+          <w:szCs w:val="18"/>
+          <w:rtl w:val="0"/>
+        </w:rPr>
+        <w:t xml:space="preserve">e</w:t>
+      </w:r>
+      <w:r>
+        <w:rPr>
+          <w:rFonts w:ascii="Courier New" w:cs="Courier New" w:eastAsia="Courier New" w:hAnsi="Courier New"/>
+          <w:color w:val="c9d1d9"/>
+          <w:sz w:val="18"/>
+          <w:szCs w:val="18"/>
+          <w:rtl w:val="0"/>
+        </w:rPr>
+        <w:t xml:space="preserve"> </w:t>
+      </w:r>
+      <w:r>
+        <w:rPr>
+          <w:rFonts w:ascii="Courier New" w:cs="Courier New" w:eastAsia="Courier New" w:hAnsi="Courier New"/>
+          <w:color w:val="ff7b72"/>
+          <w:sz w:val="18"/>
+          <w:szCs w:val="18"/>
+          <w:rtl w:val="0"/>
+        </w:rPr>
+        <w:t xml:space="preserve">=&gt;</w:t>
+      </w:r>
+      <w:r>
+        <w:rPr>
+          <w:rFonts w:ascii="Courier New" w:cs="Courier New" w:eastAsia="Courier New" w:hAnsi="Courier New"/>
+          <w:color w:val="c9d1d9"/>
+          <w:sz w:val="18"/>
+          <w:szCs w:val="18"/>
+          <w:rtl w:val="0"/>
+        </w:rPr>
+        <w:t xml:space="preserve"> </w:t>
+      </w:r>
+      <w:r>
+        <w:rPr>
+          <w:rFonts w:ascii="Courier New" w:cs="Courier New" w:eastAsia="Courier New" w:hAnsi="Courier New"/>
+          <w:color w:val="d2a8ff"/>
+          <w:sz w:val="18"/>
+          <w:szCs w:val="18"/>
+          <w:rtl w:val="0"/>
+        </w:rPr>
+        <w:t xml:space="preserve">setEditEmail</w:t>
+      </w:r>
+      <w:r>
+        <w:rPr>
+          <w:rFonts w:ascii="Courier New" w:cs="Courier New" w:eastAsia="Courier New" w:hAnsi="Courier New"/>
+          <w:color w:val="c9d1d9"/>
+          <w:sz w:val="18"/>
+          <w:szCs w:val="18"/>
+          <w:rtl w:val="0"/>
+        </w:rPr>
+        <w:t xml:space="preserve">(</w:t>
+      </w:r>
+      <w:r>
+        <w:rPr>
+          <w:rFonts w:ascii="Courier New" w:cs="Courier New" w:eastAsia="Courier New" w:hAnsi="Courier New"/>
+          <w:color w:val="ffa657"/>
+          <w:sz w:val="18"/>
+          <w:szCs w:val="18"/>
+          <w:rtl w:val="0"/>
+        </w:rPr>
+        <w:t xml:space="preserve">e</w:t>
+      </w:r>
+      <w:r>
+        <w:rPr>
+          <w:rFonts w:ascii="Courier New" w:cs="Courier New" w:eastAsia="Courier New" w:hAnsi="Courier New"/>
+          <w:color w:val="c9d1d9"/>
+          <w:sz w:val="18"/>
+          <w:szCs w:val="18"/>
+          <w:rtl w:val="0"/>
+        </w:rPr>
+        <w:t xml:space="preserve">.target.</w:t>
+      </w:r>
+      <w:r>
+        <w:rPr>
+          <w:rFonts w:ascii="Courier New" w:cs="Courier New" w:eastAsia="Courier New" w:hAnsi="Courier New"/>
+          <w:color w:val="79c0ff"/>
+          <w:sz w:val="18"/>
+          <w:szCs w:val="18"/>
+          <w:rtl w:val="0"/>
+        </w:rPr>
+        <w:t xml:space="preserve">value</w:t>
+      </w:r>
+      <w:r>
+        <w:rPr>
+          <w:rFonts w:ascii="Courier New" w:cs="Courier New" w:eastAsia="Courier New" w:hAnsi="Courier New"/>
+          <w:color w:val="c9d1d9"/>
+          <w:sz w:val="18"/>
+          <w:szCs w:val="18"/>
+          <w:rtl w:val="0"/>
+        </w:rPr>
+        <w:t xml:space="preserve">)</w:t>
+      </w:r>
+      <w:r>
+        <w:rPr>
+          <w:rFonts w:ascii="Courier New" w:cs="Courier New" w:eastAsia="Courier New" w:hAnsi="Courier New"/>
+          <w:color w:val="ff7b72"/>
+          <w:sz w:val="18"/>
+          <w:szCs w:val="18"/>
+          <w:rtl w:val="0"/>
+        </w:rPr>
+        <w:t xml:space="preserve">}</w:t>
+      </w:r>
+      <w:r>
+        <w:rPr>
+          <w:rFonts w:ascii="Courier New" w:cs="Courier New" w:eastAsia="Courier New" w:hAnsi="Courier New"/>
+          <w:color w:val="c9d1d9"/>
+          <w:sz w:val="18"/>
+          <w:szCs w:val="18"/>
+          <w:rtl w:val="0"/>
+        </w:rPr>
+        <w:t xml:space="preserve"> </w:t>
+      </w:r>
+      <w:r>
+        <w:rPr>
+          <w:rFonts w:ascii="Courier New" w:cs="Courier New" w:eastAsia="Courier New" w:hAnsi="Courier New"/>
+          <w:color w:val="9cdcfe"/>
+          <w:sz w:val="18"/>
+          <w:szCs w:val="18"/>
+          <w:rtl w:val="0"/>
+        </w:rPr>
+        <w:t xml:space="preserve">placeholder</w:t>
+      </w:r>
+      <w:r>
+        <w:rPr>
+          <w:rFonts w:ascii="Courier New" w:cs="Courier New" w:eastAsia="Courier New" w:hAnsi="Courier New"/>
+          <w:color w:val="d4d4d4"/>
+          <w:sz w:val="18"/>
+          <w:szCs w:val="18"/>
+          <w:rtl w:val="0"/>
+        </w:rPr>
+        <w:t xml:space="preserve">=</w:t>
+      </w:r>
+      <w:r>
+        <w:rPr>
+          <w:rFonts w:ascii="Courier New" w:cs="Courier New" w:eastAsia="Courier New" w:hAnsi="Courier New"/>
+          <w:color w:val="a5d6ff"/>
+          <w:sz w:val="18"/>
+          <w:szCs w:val="18"/>
+          <w:rtl w:val="0"/>
+        </w:rPr>
+        <w:t xml:space="preserve">"Edit Email"</w:t>
+      </w:r>
+      <w:r>
+        <w:rPr>
+          <w:rFonts w:ascii="Courier New" w:cs="Courier New" w:eastAsia="Courier New" w:hAnsi="Courier New"/>
+          <w:color w:val="c9d1d9"/>
+          <w:sz w:val="18"/>
+          <w:szCs w:val="18"/>
+          <w:rtl w:val="0"/>
+        </w:rPr>
+        <w:t xml:space="preserve"> </w:t>
+      </w:r>
+      <w:r>
+        <w:rPr>
+          <w:rFonts w:ascii="Courier New" w:cs="Courier New" w:eastAsia="Courier New" w:hAnsi="Courier New"/>
+          <w:color w:val="808080"/>
+          <w:sz w:val="18"/>
+          <w:szCs w:val="18"/>
+          <w:rtl w:val="0"/>
+        </w:rPr>
+        <w:t xml:space="preserve">/&gt;</w:t>
+      </w:r>
+    </w:p>
+    <w:p>
+      <w:pPr>
+        <w:shd w:fill="121314" w:val="clear"/>
+        <w:spacing w:line="320" w:lineRule="auto"/>
+        <w:rPr>
+          <w:rFonts w:ascii="Courier New" w:cs="Courier New" w:eastAsia="Courier New" w:hAnsi="Courier New"/>
+          <w:color w:val="808080"/>
+          <w:sz w:val="18"/>
+          <w:szCs w:val="18"/>
+        </w:rPr>
+      </w:pPr>
+      <w:r>
+        <w:rPr>
+          <w:rFonts w:ascii="Courier New" w:cs="Courier New" w:eastAsia="Courier New" w:hAnsi="Courier New"/>
+          <w:color w:val="c9d1d9"/>
+          <w:sz w:val="18"/>
+          <w:szCs w:val="18"/>
+          <w:rtl w:val="0"/>
+        </w:rPr>
+        <w:t xml:space="preserve">                    </w:t>
+      </w:r>
+      <w:r>
+        <w:rPr>
+          <w:rFonts w:ascii="Courier New" w:cs="Courier New" w:eastAsia="Courier New" w:hAnsi="Courier New"/>
+          <w:color w:val="808080"/>
+          <w:sz w:val="18"/>
+          <w:szCs w:val="18"/>
+          <w:rtl w:val="0"/>
+        </w:rPr>
+        <w:t xml:space="preserve">&lt;</w:t>
+      </w:r>
+      <w:r>
+        <w:rPr>
+          <w:rFonts w:ascii="Courier New" w:cs="Courier New" w:eastAsia="Courier New" w:hAnsi="Courier New"/>
+          <w:color w:val="7ee787"/>
+          <w:sz w:val="18"/>
+          <w:szCs w:val="18"/>
+          <w:rtl w:val="0"/>
+        </w:rPr>
+        <w:t xml:space="preserve">button</w:t>
+      </w:r>
+      <w:r>
+        <w:rPr>
+          <w:rFonts w:ascii="Courier New" w:cs="Courier New" w:eastAsia="Courier New" w:hAnsi="Courier New"/>
+          <w:color w:val="c9d1d9"/>
+          <w:sz w:val="18"/>
+          <w:szCs w:val="18"/>
+          <w:rtl w:val="0"/>
+        </w:rPr>
+        <w:t xml:space="preserve"> </w:t>
+      </w:r>
+      <w:r>
+        <w:rPr>
+          <w:rFonts w:ascii="Courier New" w:cs="Courier New" w:eastAsia="Courier New" w:hAnsi="Courier New"/>
+          <w:color w:val="9cdcfe"/>
+          <w:sz w:val="18"/>
+          <w:szCs w:val="18"/>
+          <w:rtl w:val="0"/>
+        </w:rPr>
+        <w:t xml:space="preserve">onClick</w:t>
+      </w:r>
+      <w:r>
+        <w:rPr>
+          <w:rFonts w:ascii="Courier New" w:cs="Courier New" w:eastAsia="Courier New" w:hAnsi="Courier New"/>
+          <w:color w:val="d4d4d4"/>
+          <w:sz w:val="18"/>
+          <w:szCs w:val="18"/>
+          <w:rtl w:val="0"/>
+        </w:rPr>
+        <w:t xml:space="preserve">=</w:t>
+      </w:r>
+      <w:r>
+        <w:rPr>
+          <w:rFonts w:ascii="Courier New" w:cs="Courier New" w:eastAsia="Courier New" w:hAnsi="Courier New"/>
+          <w:color w:val="ff7b72"/>
+          <w:sz w:val="18"/>
+          <w:szCs w:val="18"/>
+          <w:rtl w:val="0"/>
+        </w:rPr>
+        <w:t xml:space="preserve">{</w:t>
+      </w:r>
+      <w:r>
+        <w:rPr>
+          <w:rFonts w:ascii="Courier New" w:cs="Courier New" w:eastAsia="Courier New" w:hAnsi="Courier New"/>
+          <w:color w:val="c9d1d9"/>
+          <w:sz w:val="18"/>
+          <w:szCs w:val="18"/>
+          <w:rtl w:val="0"/>
+        </w:rPr>
+        <w:t xml:space="preserve">() </w:t>
+      </w:r>
+      <w:r>
+        <w:rPr>
+          <w:rFonts w:ascii="Courier New" w:cs="Courier New" w:eastAsia="Courier New" w:hAnsi="Courier New"/>
+          <w:color w:val="ff7b72"/>
+          <w:sz w:val="18"/>
+          <w:szCs w:val="18"/>
+          <w:rtl w:val="0"/>
+        </w:rPr>
+        <w:t xml:space="preserve">=&gt;</w:t>
+      </w:r>
+      <w:r>
+        <w:rPr>
+          <w:rFonts w:ascii="Courier New" w:cs="Courier New" w:eastAsia="Courier New" w:hAnsi="Courier New"/>
+          <w:color w:val="c9d1d9"/>
+          <w:sz w:val="18"/>
+          <w:szCs w:val="18"/>
+          <w:rtl w:val="0"/>
+        </w:rPr>
+        <w:t xml:space="preserve"> </w:t>
+      </w:r>
+      <w:r>
+        <w:rPr>
+          <w:rFonts w:ascii="Courier New" w:cs="Courier New" w:eastAsia="Courier New" w:hAnsi="Courier New"/>
+          <w:color w:val="d2a8ff"/>
+          <w:sz w:val="18"/>
+          <w:szCs w:val="18"/>
+          <w:rtl w:val="0"/>
+        </w:rPr>
+        <w:t xml:space="preserve">putStudent</w:t>
+      </w:r>
+      <w:r>
+        <w:rPr>
+          <w:rFonts w:ascii="Courier New" w:cs="Courier New" w:eastAsia="Courier New" w:hAnsi="Courier New"/>
+          <w:color w:val="c9d1d9"/>
+          <w:sz w:val="18"/>
+          <w:szCs w:val="18"/>
+          <w:rtl w:val="0"/>
+        </w:rPr>
+        <w:t xml:space="preserve">(</w:t>
+      </w:r>
+      <w:r>
+        <w:rPr>
+          <w:rFonts w:ascii="Courier New" w:cs="Courier New" w:eastAsia="Courier New" w:hAnsi="Courier New"/>
+          <w:color w:val="ffa657"/>
+          <w:sz w:val="18"/>
+          <w:szCs w:val="18"/>
+          <w:rtl w:val="0"/>
+        </w:rPr>
+        <w:t xml:space="preserve">s</w:t>
+      </w:r>
+      <w:r>
+        <w:rPr>
+          <w:rFonts w:ascii="Courier New" w:cs="Courier New" w:eastAsia="Courier New" w:hAnsi="Courier New"/>
+          <w:color w:val="c9d1d9"/>
+          <w:sz w:val="18"/>
+          <w:szCs w:val="18"/>
+          <w:rtl w:val="0"/>
+        </w:rPr>
+        <w:t xml:space="preserve">.studentId)</w:t>
+      </w:r>
+      <w:r>
+        <w:rPr>
+          <w:rFonts w:ascii="Courier New" w:cs="Courier New" w:eastAsia="Courier New" w:hAnsi="Courier New"/>
+          <w:color w:val="ff7b72"/>
+          <w:sz w:val="18"/>
+          <w:szCs w:val="18"/>
+          <w:rtl w:val="0"/>
+        </w:rPr>
+        <w:t xml:space="preserve">}</w:t>
+      </w:r>
+      <w:r>
+        <w:rPr>
+          <w:rFonts w:ascii="Courier New" w:cs="Courier New" w:eastAsia="Courier New" w:hAnsi="Courier New"/>
+          <w:color w:val="808080"/>
+          <w:sz w:val="18"/>
+          <w:szCs w:val="18"/>
+          <w:rtl w:val="0"/>
+        </w:rPr>
+        <w:t xml:space="preserve">&gt;</w:t>
+      </w:r>
+      <w:r>
+        <w:rPr>
+          <w:rFonts w:ascii="Courier New" w:cs="Courier New" w:eastAsia="Courier New" w:hAnsi="Courier New"/>
+          <w:color w:val="c9d1d9"/>
+          <w:sz w:val="18"/>
+          <w:szCs w:val="18"/>
+          <w:rtl w:val="0"/>
+        </w:rPr>
+        <w:t xml:space="preserve">Update Student</w:t>
+      </w:r>
+      <w:r>
+        <w:rPr>
+          <w:rFonts w:ascii="Courier New" w:cs="Courier New" w:eastAsia="Courier New" w:hAnsi="Courier New"/>
+          <w:color w:val="808080"/>
+          <w:sz w:val="18"/>
+          <w:szCs w:val="18"/>
+          <w:rtl w:val="0"/>
+        </w:rPr>
+        <w:t xml:space="preserve">&lt;/</w:t>
+      </w:r>
+      <w:r>
+        <w:rPr>
+          <w:rFonts w:ascii="Courier New" w:cs="Courier New" w:eastAsia="Courier New" w:hAnsi="Courier New"/>
+          <w:color w:val="7ee787"/>
+          <w:sz w:val="18"/>
+          <w:szCs w:val="18"/>
+          <w:rtl w:val="0"/>
+        </w:rPr>
+        <w:t xml:space="preserve">button</w:t>
+      </w:r>
+      <w:r>
+        <w:rPr>
+          <w:rFonts w:ascii="Courier New" w:cs="Courier New" w:eastAsia="Courier New" w:hAnsi="Courier New"/>
+          <w:color w:val="808080"/>
+          <w:sz w:val="18"/>
+          <w:szCs w:val="18"/>
+          <w:rtl w:val="0"/>
+        </w:rPr>
+        <w:t xml:space="preserve">&gt;</w:t>
+      </w:r>
+    </w:p>
+    <w:p>
+      <w:pPr>
+        <w:rPr/>
+      </w:pPr>
+      <w:r>
+        <w:rPr>
+          <w:rtl w:val="0"/>
+        </w:rPr>
+      </w:r>
+    </w:p>
+    <w:p>
+      <w:pPr>
+        <w:rPr/>
+      </w:pPr>
+      <w:r>
+        <w:rPr>
+          <w:rtl w:val="0"/>
+        </w:rPr>
+      </w:r>
+    </w:p>
+    <w:p>
+      <w:pPr>
+        <w:rPr/>
+      </w:pPr>
+      <w:r>
+        <w:rPr/>
+        <w:drawing>
+          <wp:inline distB="114300" distT="114300" distL="114300" distR="114300">
+            <wp:extent cx="5943600" cy="2806700"/>
+            <wp:effectExtent b="0" l="0" r="0" t="0"/>
+            <wp:docPr id="19" name="image13.png"/>
+            <a:graphic>
+              <a:graphicData uri="http://schemas.openxmlformats.org/drawingml/2006/picture">
+                <pic:pic>
+                  <pic:nvPicPr>
+                    <pic:cNvPr id="0" name="image13.png"/>
+                    <pic:cNvPicPr preferRelativeResize="0"/>
+                  </pic:nvPicPr>
+                  <pic:blipFill>
+                    <a:blip r:embed="rId30"/>
+                    <a:srcRect b="0" l="0" r="0" t="0"/>
+                    <a:stretch>
+                      <a:fillRect/>
+                    </a:stretch>
+                  </pic:blipFill>
+                  <pic:spPr>
+                    <a:xfrm>
+                      <a:off x="0" y="0"/>
+                      <a:ext cx="5943600" cy="2806700"/>
+                    </a:xfrm>
+                    <a:prstGeom prst="rect"/>
+                    <a:ln/>
+                  </pic:spPr>
+                </pic:pic>
+              </a:graphicData>
+            </a:graphic>
+          </wp:inline>
+        </w:drawing>
+      </w:r>
+      <w:r>
+        <w:rPr>
+          <w:rtl w:val="0"/>
+        </w:rPr>
+      </w:r>
+    </w:p>
+    <w:p>
+      <w:pPr>
+        <w:rPr/>
+      </w:pPr>
+      <w:r>
+        <w:rPr>
+          <w:rtl w:val="0"/>
+        </w:rPr>
+      </w:r>
+    </w:p>
+    <w:p>
+      <w:pPr>
+        <w:pStyle w:val="Heading2"/>
+        <w:rPr/>
+      </w:pPr>
+      <w:bookmarkStart w:colFirst="0" w:colLast="0" w:name="_m95hl1r0f7te" w:id="15"/>
+      <w:bookmarkEnd w:id="15"/>
+      <w:r>
+        <w:rPr>
+          <w:rtl w:val="0"/>
+        </w:rPr>
+        <w:t xml:space="preserve">DELETE</w:t>
+      </w:r>
+    </w:p>
+    <w:p>
+      <w:pPr>
+        <w:rPr/>
+      </w:pPr>
+      <w:r>
+        <w:rPr>
+          <w:rtl w:val="0"/>
+        </w:rPr>
+      </w:r>
+    </w:p>
+    <w:p>
+      <w:pPr>
+        <w:shd w:fill="121314" w:val="clear"/>
+        <w:spacing w:line="320" w:lineRule="auto"/>
+        <w:rPr>
+          <w:rFonts w:ascii="Courier New" w:cs="Courier New" w:eastAsia="Courier New" w:hAnsi="Courier New"/>
+          <w:color w:val="c9d1d9"/>
+          <w:sz w:val="18"/>
+          <w:szCs w:val="18"/>
+        </w:rPr>
+      </w:pPr>
+      <w:r>
+        <w:rPr>
+          <w:rFonts w:ascii="Courier New" w:cs="Courier New" w:eastAsia="Courier New" w:hAnsi="Courier New"/>
+          <w:color w:val="ff7b72"/>
+          <w:sz w:val="18"/>
+          <w:szCs w:val="18"/>
+          <w:rtl w:val="0"/>
+        </w:rPr>
+        <w:t xml:space="preserve">const</w:t>
+      </w:r>
+      <w:r>
+        <w:rPr>
+          <w:rFonts w:ascii="Courier New" w:cs="Courier New" w:eastAsia="Courier New" w:hAnsi="Courier New"/>
+          <w:color w:val="c9d1d9"/>
+          <w:sz w:val="18"/>
+          <w:szCs w:val="18"/>
+          <w:rtl w:val="0"/>
+        </w:rPr>
+        <w:t xml:space="preserve"> </w:t>
+      </w:r>
+      <w:r>
+        <w:rPr>
+          <w:rFonts w:ascii="Courier New" w:cs="Courier New" w:eastAsia="Courier New" w:hAnsi="Courier New"/>
+          <w:color w:val="d2a8ff"/>
+          <w:sz w:val="18"/>
+          <w:szCs w:val="18"/>
+          <w:rtl w:val="0"/>
+        </w:rPr>
+        <w:t xml:space="preserve">deleteStudent</w:t>
+      </w:r>
+      <w:r>
+        <w:rPr>
+          <w:rFonts w:ascii="Courier New" w:cs="Courier New" w:eastAsia="Courier New" w:hAnsi="Courier New"/>
+          <w:color w:val="c9d1d9"/>
+          <w:sz w:val="18"/>
+          <w:szCs w:val="18"/>
+          <w:rtl w:val="0"/>
+        </w:rPr>
+        <w:t xml:space="preserve"> </w:t>
+      </w:r>
+      <w:r>
+        <w:rPr>
+          <w:rFonts w:ascii="Courier New" w:cs="Courier New" w:eastAsia="Courier New" w:hAnsi="Courier New"/>
+          <w:color w:val="d4d4d4"/>
+          <w:sz w:val="18"/>
+          <w:szCs w:val="18"/>
+          <w:rtl w:val="0"/>
+        </w:rPr>
+        <w:t xml:space="preserve">=</w:t>
+      </w:r>
+      <w:r>
+        <w:rPr>
+          <w:rFonts w:ascii="Courier New" w:cs="Courier New" w:eastAsia="Courier New" w:hAnsi="Courier New"/>
+          <w:color w:val="c9d1d9"/>
+          <w:sz w:val="18"/>
+          <w:szCs w:val="18"/>
+          <w:rtl w:val="0"/>
+        </w:rPr>
+        <w:t xml:space="preserve"> (</w:t>
+      </w:r>
+      <w:r>
+        <w:rPr>
+          <w:rFonts w:ascii="Courier New" w:cs="Courier New" w:eastAsia="Courier New" w:hAnsi="Courier New"/>
+          <w:color w:val="ffa657"/>
+          <w:sz w:val="18"/>
+          <w:szCs w:val="18"/>
+          <w:rtl w:val="0"/>
+        </w:rPr>
+        <w:t xml:space="preserve">id</w:t>
+      </w:r>
+      <w:r>
+        <w:rPr>
+          <w:rFonts w:ascii="Courier New" w:cs="Courier New" w:eastAsia="Courier New" w:hAnsi="Courier New"/>
+          <w:color w:val="d4d4d4"/>
+          <w:sz w:val="18"/>
+          <w:szCs w:val="18"/>
+          <w:rtl w:val="0"/>
+        </w:rPr>
+        <w:t xml:space="preserve">:</w:t>
+      </w:r>
+      <w:r>
+        <w:rPr>
+          <w:rFonts w:ascii="Courier New" w:cs="Courier New" w:eastAsia="Courier New" w:hAnsi="Courier New"/>
+          <w:color w:val="c9d1d9"/>
+          <w:sz w:val="18"/>
+          <w:szCs w:val="18"/>
+          <w:rtl w:val="0"/>
+        </w:rPr>
+        <w:t xml:space="preserve"> </w:t>
+      </w:r>
+      <w:r>
+        <w:rPr>
+          <w:rFonts w:ascii="Courier New" w:cs="Courier New" w:eastAsia="Courier New" w:hAnsi="Courier New"/>
+          <w:color w:val="4ec9b0"/>
+          <w:sz w:val="18"/>
+          <w:szCs w:val="18"/>
+          <w:rtl w:val="0"/>
+        </w:rPr>
+        <w:t xml:space="preserve">number</w:t>
+      </w:r>
+      <w:r>
+        <w:rPr>
+          <w:rFonts w:ascii="Courier New" w:cs="Courier New" w:eastAsia="Courier New" w:hAnsi="Courier New"/>
+          <w:color w:val="c9d1d9"/>
+          <w:sz w:val="18"/>
+          <w:szCs w:val="18"/>
+          <w:rtl w:val="0"/>
+        </w:rPr>
+        <w:t xml:space="preserve">) </w:t>
+      </w:r>
+      <w:r>
+        <w:rPr>
+          <w:rFonts w:ascii="Courier New" w:cs="Courier New" w:eastAsia="Courier New" w:hAnsi="Courier New"/>
+          <w:color w:val="ff7b72"/>
+          <w:sz w:val="18"/>
+          <w:szCs w:val="18"/>
+          <w:rtl w:val="0"/>
+        </w:rPr>
+        <w:t xml:space="preserve">=&gt;</w:t>
+      </w:r>
+      <w:r>
+        <w:rPr>
+          <w:rFonts w:ascii="Courier New" w:cs="Courier New" w:eastAsia="Courier New" w:hAnsi="Courier New"/>
+          <w:color w:val="c9d1d9"/>
+          <w:sz w:val="18"/>
+          <w:szCs w:val="18"/>
+          <w:rtl w:val="0"/>
+        </w:rPr>
+        <w:t xml:space="preserve"> {</w:t>
+      </w:r>
+    </w:p>
+    <w:p>
+      <w:pPr>
+        <w:shd w:fill="121314" w:val="clear"/>
+        <w:spacing w:line="320" w:lineRule="auto"/>
+        <w:rPr>
+          <w:rFonts w:ascii="Courier New" w:cs="Courier New" w:eastAsia="Courier New" w:hAnsi="Courier New"/>
+          <w:color w:val="c9d1d9"/>
+          <w:sz w:val="18"/>
+          <w:szCs w:val="18"/>
+        </w:rPr>
+      </w:pPr>
+      <w:r>
+        <w:rPr>
+          <w:rFonts w:ascii="Courier New" w:cs="Courier New" w:eastAsia="Courier New" w:hAnsi="Courier New"/>
+          <w:color w:val="c9d1d9"/>
+          <w:sz w:val="18"/>
+          <w:szCs w:val="18"/>
+          <w:rtl w:val="0"/>
+        </w:rPr>
+        <w:t xml:space="preserve">    </w:t>
+      </w:r>
+      <w:r>
+        <w:rPr>
+          <w:rFonts w:ascii="Courier New" w:cs="Courier New" w:eastAsia="Courier New" w:hAnsi="Courier New"/>
+          <w:color w:val="dcdcaa"/>
+          <w:sz w:val="18"/>
+          <w:szCs w:val="18"/>
+          <w:rtl w:val="0"/>
+        </w:rPr>
+        <w:t xml:space="preserve">fetch</w:t>
+      </w:r>
+      <w:r>
+        <w:rPr>
+          <w:rFonts w:ascii="Courier New" w:cs="Courier New" w:eastAsia="Courier New" w:hAnsi="Courier New"/>
+          <w:color w:val="c9d1d9"/>
+          <w:sz w:val="18"/>
+          <w:szCs w:val="18"/>
+          <w:rtl w:val="0"/>
+        </w:rPr>
+        <w:t xml:space="preserve">(</w:t>
+      </w:r>
+      <w:r>
+        <w:rPr>
+          <w:rFonts w:ascii="Courier New" w:cs="Courier New" w:eastAsia="Courier New" w:hAnsi="Courier New"/>
+          <w:color w:val="a5d6ff"/>
+          <w:sz w:val="18"/>
+          <w:szCs w:val="18"/>
+          <w:rtl w:val="0"/>
+        </w:rPr>
+        <w:t xml:space="preserve">`</w:t>
+      </w:r>
+      <w:r>
+        <w:rPr>
+          <w:rFonts w:ascii="Courier New" w:cs="Courier New" w:eastAsia="Courier New" w:hAnsi="Courier New"/>
+          <w:color w:val="569cd6"/>
+          <w:sz w:val="18"/>
+          <w:szCs w:val="18"/>
+          <w:rtl w:val="0"/>
+        </w:rPr>
+        <w:t xml:space="preserve">${</w:t>
+      </w:r>
+      <w:r>
+        <w:rPr>
+          <w:rFonts w:ascii="Courier New" w:cs="Courier New" w:eastAsia="Courier New" w:hAnsi="Courier New"/>
+          <w:color w:val="79c0ff"/>
+          <w:sz w:val="18"/>
+          <w:szCs w:val="18"/>
+          <w:rtl w:val="0"/>
+        </w:rPr>
+        <w:t xml:space="preserve">FETCH</w:t>
+      </w:r>
+      <w:r>
+        <w:rPr>
+          <w:rFonts w:ascii="Courier New" w:cs="Courier New" w:eastAsia="Courier New" w:hAnsi="Courier New"/>
+          <w:color w:val="569cd6"/>
+          <w:sz w:val="18"/>
+          <w:szCs w:val="18"/>
+          <w:rtl w:val="0"/>
+        </w:rPr>
+        <w:t xml:space="preserve">}</w:t>
+      </w:r>
+      <w:r>
+        <w:rPr>
+          <w:rFonts w:ascii="Courier New" w:cs="Courier New" w:eastAsia="Courier New" w:hAnsi="Courier New"/>
+          <w:color w:val="a5d6ff"/>
+          <w:sz w:val="18"/>
+          <w:szCs w:val="18"/>
+          <w:rtl w:val="0"/>
+        </w:rPr>
+        <w:t xml:space="preserve">/</w:t>
+      </w:r>
+      <w:r>
+        <w:rPr>
+          <w:rFonts w:ascii="Courier New" w:cs="Courier New" w:eastAsia="Courier New" w:hAnsi="Courier New"/>
+          <w:color w:val="569cd6"/>
+          <w:sz w:val="18"/>
+          <w:szCs w:val="18"/>
+          <w:rtl w:val="0"/>
+        </w:rPr>
+        <w:t xml:space="preserve">${</w:t>
+      </w:r>
+      <w:r>
+        <w:rPr>
+          <w:rFonts w:ascii="Courier New" w:cs="Courier New" w:eastAsia="Courier New" w:hAnsi="Courier New"/>
+          <w:color w:val="ffa657"/>
+          <w:sz w:val="18"/>
+          <w:szCs w:val="18"/>
+          <w:rtl w:val="0"/>
+        </w:rPr>
+        <w:t xml:space="preserve">id</w:t>
+      </w:r>
+      <w:r>
+        <w:rPr>
+          <w:rFonts w:ascii="Courier New" w:cs="Courier New" w:eastAsia="Courier New" w:hAnsi="Courier New"/>
+          <w:color w:val="569cd6"/>
+          <w:sz w:val="18"/>
+          <w:szCs w:val="18"/>
+          <w:rtl w:val="0"/>
+        </w:rPr>
+        <w:t xml:space="preserve">}</w:t>
+      </w:r>
+      <w:r>
+        <w:rPr>
+          <w:rFonts w:ascii="Courier New" w:cs="Courier New" w:eastAsia="Courier New" w:hAnsi="Courier New"/>
+          <w:color w:val="a5d6ff"/>
+          <w:sz w:val="18"/>
+          <w:szCs w:val="18"/>
+          <w:rtl w:val="0"/>
+        </w:rPr>
+        <w:t xml:space="preserve">`</w:t>
+      </w:r>
+      <w:r>
+        <w:rPr>
+          <w:rFonts w:ascii="Courier New" w:cs="Courier New" w:eastAsia="Courier New" w:hAnsi="Courier New"/>
+          <w:color w:val="c9d1d9"/>
+          <w:sz w:val="18"/>
+          <w:szCs w:val="18"/>
+          <w:rtl w:val="0"/>
+        </w:rPr>
+        <w:t xml:space="preserve">, {</w:t>
+      </w:r>
+    </w:p>
+    <w:p>
+      <w:pPr>
+        <w:shd w:fill="121314" w:val="clear"/>
+        <w:spacing w:line="320" w:lineRule="auto"/>
+        <w:rPr>
+          <w:rFonts w:ascii="Courier New" w:cs="Courier New" w:eastAsia="Courier New" w:hAnsi="Courier New"/>
+          <w:color w:val="a5d6ff"/>
+          <w:sz w:val="18"/>
+          <w:szCs w:val="18"/>
+        </w:rPr>
+      </w:pPr>
+      <w:r>
+        <w:rPr>
+          <w:rFonts w:ascii="Courier New" w:cs="Courier New" w:eastAsia="Courier New" w:hAnsi="Courier New"/>
+          <w:color w:val="c9d1d9"/>
+          <w:sz w:val="18"/>
+          <w:szCs w:val="18"/>
+          <w:rtl w:val="0"/>
+        </w:rPr>
+        <w:t xml:space="preserve">      method</w:t>
+      </w:r>
+      <w:r>
+        <w:rPr>
+          <w:rFonts w:ascii="Courier New" w:cs="Courier New" w:eastAsia="Courier New" w:hAnsi="Courier New"/>
+          <w:color w:val="9cdcfe"/>
+          <w:sz w:val="18"/>
+          <w:szCs w:val="18"/>
+          <w:rtl w:val="0"/>
+        </w:rPr>
+        <w:t xml:space="preserve">:</w:t>
+      </w:r>
+      <w:r>
+        <w:rPr>
+          <w:rFonts w:ascii="Courier New" w:cs="Courier New" w:eastAsia="Courier New" w:hAnsi="Courier New"/>
+          <w:color w:val="c9d1d9"/>
+          <w:sz w:val="18"/>
+          <w:szCs w:val="18"/>
+          <w:rtl w:val="0"/>
+        </w:rPr>
+        <w:t xml:space="preserve"> </w:t>
+      </w:r>
+      <w:r>
+        <w:rPr>
+          <w:rFonts w:ascii="Courier New" w:cs="Courier New" w:eastAsia="Courier New" w:hAnsi="Courier New"/>
+          <w:color w:val="a5d6ff"/>
+          <w:sz w:val="18"/>
+          <w:szCs w:val="18"/>
+          <w:rtl w:val="0"/>
+        </w:rPr>
+        <w:t xml:space="preserve">"DELETE"</w:t>
+      </w:r>
+    </w:p>
+    <w:p>
+      <w:pPr>
+        <w:shd w:fill="121314" w:val="clear"/>
+        <w:spacing w:line="320" w:lineRule="auto"/>
+        <w:rPr>
+          <w:rFonts w:ascii="Courier New" w:cs="Courier New" w:eastAsia="Courier New" w:hAnsi="Courier New"/>
+          <w:color w:val="c9d1d9"/>
+          <w:sz w:val="18"/>
+          <w:szCs w:val="18"/>
+        </w:rPr>
+      </w:pPr>
+      <w:r>
+        <w:rPr>
+          <w:rFonts w:ascii="Courier New" w:cs="Courier New" w:eastAsia="Courier New" w:hAnsi="Courier New"/>
+          <w:color w:val="c9d1d9"/>
+          <w:sz w:val="18"/>
+          <w:szCs w:val="18"/>
+          <w:rtl w:val="0"/>
+        </w:rPr>
+        <w:t xml:space="preserve">    })</w:t>
+      </w:r>
+    </w:p>
+    <w:p>
+      <w:pPr>
+        <w:shd w:fill="121314" w:val="clear"/>
+        <w:spacing w:line="320" w:lineRule="auto"/>
+        <w:rPr>
+          <w:rFonts w:ascii="Courier New" w:cs="Courier New" w:eastAsia="Courier New" w:hAnsi="Courier New"/>
+          <w:color w:val="c9d1d9"/>
+          <w:sz w:val="18"/>
+          <w:szCs w:val="18"/>
+        </w:rPr>
+      </w:pPr>
+      <w:r>
+        <w:rPr>
+          <w:rFonts w:ascii="Courier New" w:cs="Courier New" w:eastAsia="Courier New" w:hAnsi="Courier New"/>
+          <w:color w:val="c9d1d9"/>
+          <w:sz w:val="18"/>
+          <w:szCs w:val="18"/>
+          <w:rtl w:val="0"/>
+        </w:rPr>
+        <w:t xml:space="preserve">      .</w:t>
+      </w:r>
+      <w:r>
+        <w:rPr>
+          <w:rFonts w:ascii="Courier New" w:cs="Courier New" w:eastAsia="Courier New" w:hAnsi="Courier New"/>
+          <w:color w:val="d2a8ff"/>
+          <w:sz w:val="18"/>
+          <w:szCs w:val="18"/>
+          <w:rtl w:val="0"/>
+        </w:rPr>
+        <w:t xml:space="preserve">then</w:t>
+      </w:r>
+      <w:r>
+        <w:rPr>
+          <w:rFonts w:ascii="Courier New" w:cs="Courier New" w:eastAsia="Courier New" w:hAnsi="Courier New"/>
+          <w:color w:val="c9d1d9"/>
+          <w:sz w:val="18"/>
+          <w:szCs w:val="18"/>
+          <w:rtl w:val="0"/>
+        </w:rPr>
+        <w:t xml:space="preserve">(() </w:t>
+      </w:r>
+      <w:r>
+        <w:rPr>
+          <w:rFonts w:ascii="Courier New" w:cs="Courier New" w:eastAsia="Courier New" w:hAnsi="Courier New"/>
+          <w:color w:val="ff7b72"/>
+          <w:sz w:val="18"/>
+          <w:szCs w:val="18"/>
+          <w:rtl w:val="0"/>
+        </w:rPr>
+        <w:t xml:space="preserve">=&gt;</w:t>
+      </w:r>
+      <w:r>
+        <w:rPr>
+          <w:rFonts w:ascii="Courier New" w:cs="Courier New" w:eastAsia="Courier New" w:hAnsi="Courier New"/>
+          <w:color w:val="c9d1d9"/>
+          <w:sz w:val="18"/>
+          <w:szCs w:val="18"/>
+          <w:rtl w:val="0"/>
+        </w:rPr>
+        <w:t xml:space="preserve"> </w:t>
+      </w:r>
+      <w:r>
+        <w:rPr>
+          <w:rFonts w:ascii="Courier New" w:cs="Courier New" w:eastAsia="Courier New" w:hAnsi="Courier New"/>
+          <w:color w:val="d2a8ff"/>
+          <w:sz w:val="18"/>
+          <w:szCs w:val="18"/>
+          <w:rtl w:val="0"/>
+        </w:rPr>
+        <w:t xml:space="preserve">getStudents</w:t>
+      </w:r>
+      <w:r>
+        <w:rPr>
+          <w:rFonts w:ascii="Courier New" w:cs="Courier New" w:eastAsia="Courier New" w:hAnsi="Courier New"/>
+          <w:color w:val="c9d1d9"/>
+          <w:sz w:val="18"/>
+          <w:szCs w:val="18"/>
+          <w:rtl w:val="0"/>
+        </w:rPr>
+        <w:t xml:space="preserve">())</w:t>
+      </w:r>
+    </w:p>
+    <w:p>
+      <w:pPr>
+        <w:shd w:fill="121314" w:val="clear"/>
+        <w:spacing w:line="320" w:lineRule="auto"/>
+        <w:rPr>
+          <w:rFonts w:ascii="Courier New" w:cs="Courier New" w:eastAsia="Courier New" w:hAnsi="Courier New"/>
+          <w:color w:val="c9d1d9"/>
+          <w:sz w:val="18"/>
+          <w:szCs w:val="18"/>
+        </w:rPr>
+      </w:pPr>
+      <w:r>
+        <w:rPr>
+          <w:rFonts w:ascii="Courier New" w:cs="Courier New" w:eastAsia="Courier New" w:hAnsi="Courier New"/>
+          <w:color w:val="c9d1d9"/>
+          <w:sz w:val="18"/>
+          <w:szCs w:val="18"/>
+          <w:rtl w:val="0"/>
+        </w:rPr>
+        <w:t xml:space="preserve">      .</w:t>
+      </w:r>
+      <w:r>
+        <w:rPr>
+          <w:rFonts w:ascii="Courier New" w:cs="Courier New" w:eastAsia="Courier New" w:hAnsi="Courier New"/>
+          <w:color w:val="d2a8ff"/>
+          <w:sz w:val="18"/>
+          <w:szCs w:val="18"/>
+          <w:rtl w:val="0"/>
+        </w:rPr>
+        <w:t xml:space="preserve">catch</w:t>
+      </w:r>
+      <w:r>
+        <w:rPr>
+          <w:rFonts w:ascii="Courier New" w:cs="Courier New" w:eastAsia="Courier New" w:hAnsi="Courier New"/>
+          <w:color w:val="c9d1d9"/>
+          <w:sz w:val="18"/>
+          <w:szCs w:val="18"/>
+          <w:rtl w:val="0"/>
+        </w:rPr>
+        <w:t xml:space="preserve">(</w:t>
+      </w:r>
+      <w:r>
+        <w:rPr>
+          <w:rFonts w:ascii="Courier New" w:cs="Courier New" w:eastAsia="Courier New" w:hAnsi="Courier New"/>
+          <w:color w:val="ffa657"/>
+          <w:sz w:val="18"/>
+          <w:szCs w:val="18"/>
+          <w:rtl w:val="0"/>
+        </w:rPr>
+        <w:t xml:space="preserve">err</w:t>
+      </w:r>
+      <w:r>
+        <w:rPr>
+          <w:rFonts w:ascii="Courier New" w:cs="Courier New" w:eastAsia="Courier New" w:hAnsi="Courier New"/>
+          <w:color w:val="c9d1d9"/>
+          <w:sz w:val="18"/>
+          <w:szCs w:val="18"/>
+          <w:rtl w:val="0"/>
+        </w:rPr>
+        <w:t xml:space="preserve"> </w:t>
+      </w:r>
+      <w:r>
+        <w:rPr>
+          <w:rFonts w:ascii="Courier New" w:cs="Courier New" w:eastAsia="Courier New" w:hAnsi="Courier New"/>
+          <w:color w:val="ff7b72"/>
+          <w:sz w:val="18"/>
+          <w:szCs w:val="18"/>
+          <w:rtl w:val="0"/>
+        </w:rPr>
+        <w:t xml:space="preserve">=&gt;</w:t>
+      </w:r>
+      <w:r>
+        <w:rPr>
+          <w:rFonts w:ascii="Courier New" w:cs="Courier New" w:eastAsia="Courier New" w:hAnsi="Courier New"/>
+          <w:color w:val="c9d1d9"/>
+          <w:sz w:val="18"/>
+          <w:szCs w:val="18"/>
+          <w:rtl w:val="0"/>
+        </w:rPr>
+        <w:t xml:space="preserve"> </w:t>
+      </w:r>
+      <w:r>
+        <w:rPr>
+          <w:rFonts w:ascii="Courier New" w:cs="Courier New" w:eastAsia="Courier New" w:hAnsi="Courier New"/>
+          <w:color w:val="d2a8ff"/>
+          <w:sz w:val="18"/>
+          <w:szCs w:val="18"/>
+          <w:rtl w:val="0"/>
+        </w:rPr>
+        <w:t xml:space="preserve">setError</w:t>
+      </w:r>
+      <w:r>
+        <w:rPr>
+          <w:rFonts w:ascii="Courier New" w:cs="Courier New" w:eastAsia="Courier New" w:hAnsi="Courier New"/>
+          <w:color w:val="c9d1d9"/>
+          <w:sz w:val="18"/>
+          <w:szCs w:val="18"/>
+          <w:rtl w:val="0"/>
+        </w:rPr>
+        <w:t xml:space="preserve">(</w:t>
+      </w:r>
+      <w:r>
+        <w:rPr>
+          <w:rFonts w:ascii="Courier New" w:cs="Courier New" w:eastAsia="Courier New" w:hAnsi="Courier New"/>
+          <w:color w:val="ffa657"/>
+          <w:sz w:val="18"/>
+          <w:szCs w:val="18"/>
+          <w:rtl w:val="0"/>
+        </w:rPr>
+        <w:t xml:space="preserve">err</w:t>
+      </w:r>
+      <w:r>
+        <w:rPr>
+          <w:rFonts w:ascii="Courier New" w:cs="Courier New" w:eastAsia="Courier New" w:hAnsi="Courier New"/>
+          <w:color w:val="c9d1d9"/>
+          <w:sz w:val="18"/>
+          <w:szCs w:val="18"/>
+          <w:rtl w:val="0"/>
+        </w:rPr>
+        <w:t xml:space="preserve">.message))</w:t>
+      </w:r>
+    </w:p>
+    <w:p>
+      <w:pPr>
+        <w:shd w:fill="121314" w:val="clear"/>
+        <w:spacing w:line="320" w:lineRule="auto"/>
+        <w:rPr/>
+      </w:pPr>
+      <w:r>
+        <w:rPr>
+          <w:rFonts w:ascii="Courier New" w:cs="Courier New" w:eastAsia="Courier New" w:hAnsi="Courier New"/>
+          <w:color w:val="c9d1d9"/>
+          <w:sz w:val="18"/>
+          <w:szCs w:val="18"/>
+          <w:rtl w:val="0"/>
+        </w:rPr>
+        <w:t xml:space="preserve">  }</w:t>
+      </w:r>
+      <w:r>
+        <w:rPr>
+          <w:rtl w:val="0"/>
+        </w:rPr>
+      </w:r>
+    </w:p>
+    <w:p>
+      <w:pPr>
+        <w:rPr/>
+      </w:pPr>
+      <w:r>
+        <w:rPr>
+          <w:rtl w:val="0"/>
+        </w:rPr>
+      </w:r>
+    </w:p>
+    <w:p>
+      <w:pPr>
+        <w:shd w:fill="121314" w:val="clear"/>
+        <w:spacing w:line="320" w:lineRule="auto"/>
+        <w:rPr>
+          <w:rFonts w:ascii="Courier New" w:cs="Courier New" w:eastAsia="Courier New" w:hAnsi="Courier New"/>
+          <w:color w:val="808080"/>
+          <w:sz w:val="18"/>
+          <w:szCs w:val="18"/>
+        </w:rPr>
+      </w:pPr>
+      <w:r>
+        <w:rPr>
+          <w:rFonts w:ascii="Courier New" w:cs="Courier New" w:eastAsia="Courier New" w:hAnsi="Courier New"/>
+          <w:color w:val="808080"/>
+          <w:sz w:val="18"/>
+          <w:szCs w:val="18"/>
+          <w:rtl w:val="0"/>
+        </w:rPr>
+        <w:t xml:space="preserve">&lt;</w:t>
+      </w:r>
+      <w:r>
+        <w:rPr>
+          <w:rFonts w:ascii="Courier New" w:cs="Courier New" w:eastAsia="Courier New" w:hAnsi="Courier New"/>
+          <w:color w:val="7ee787"/>
+          <w:sz w:val="18"/>
+          <w:szCs w:val="18"/>
+          <w:rtl w:val="0"/>
+        </w:rPr>
+        <w:t xml:space="preserve">input</w:t>
+      </w:r>
+      <w:r>
+        <w:rPr>
+          <w:rFonts w:ascii="Courier New" w:cs="Courier New" w:eastAsia="Courier New" w:hAnsi="Courier New"/>
+          <w:color w:val="c9d1d9"/>
+          <w:sz w:val="18"/>
+          <w:szCs w:val="18"/>
+          <w:rtl w:val="0"/>
+        </w:rPr>
+        <w:t xml:space="preserve"> </w:t>
+      </w:r>
+      <w:r>
+        <w:rPr>
+          <w:rFonts w:ascii="Courier New" w:cs="Courier New" w:eastAsia="Courier New" w:hAnsi="Courier New"/>
+          <w:color w:val="9cdcfe"/>
+          <w:sz w:val="18"/>
+          <w:szCs w:val="18"/>
+          <w:rtl w:val="0"/>
+        </w:rPr>
+        <w:t xml:space="preserve">value</w:t>
+      </w:r>
+      <w:r>
+        <w:rPr>
+          <w:rFonts w:ascii="Courier New" w:cs="Courier New" w:eastAsia="Courier New" w:hAnsi="Courier New"/>
+          <w:color w:val="d4d4d4"/>
+          <w:sz w:val="18"/>
+          <w:szCs w:val="18"/>
+          <w:rtl w:val="0"/>
+        </w:rPr>
+        <w:t xml:space="preserve">=</w:t>
+      </w:r>
+      <w:r>
+        <w:rPr>
+          <w:rFonts w:ascii="Courier New" w:cs="Courier New" w:eastAsia="Courier New" w:hAnsi="Courier New"/>
+          <w:color w:val="ff7b72"/>
+          <w:sz w:val="18"/>
+          <w:szCs w:val="18"/>
+          <w:rtl w:val="0"/>
+        </w:rPr>
+        <w:t xml:space="preserve">{</w:t>
+      </w:r>
+      <w:r>
+        <w:rPr>
+          <w:rFonts w:ascii="Courier New" w:cs="Courier New" w:eastAsia="Courier New" w:hAnsi="Courier New"/>
+          <w:color w:val="79c0ff"/>
+          <w:sz w:val="18"/>
+          <w:szCs w:val="18"/>
+          <w:rtl w:val="0"/>
+        </w:rPr>
+        <w:t xml:space="preserve">deleteId</w:t>
+      </w:r>
+      <w:r>
+        <w:rPr>
+          <w:rFonts w:ascii="Courier New" w:cs="Courier New" w:eastAsia="Courier New" w:hAnsi="Courier New"/>
+          <w:color w:val="ff7b72"/>
+          <w:sz w:val="18"/>
+          <w:szCs w:val="18"/>
+          <w:rtl w:val="0"/>
+        </w:rPr>
+        <w:t xml:space="preserve">}</w:t>
+      </w:r>
+      <w:r>
+        <w:rPr>
+          <w:rFonts w:ascii="Courier New" w:cs="Courier New" w:eastAsia="Courier New" w:hAnsi="Courier New"/>
+          <w:color w:val="c9d1d9"/>
+          <w:sz w:val="18"/>
+          <w:szCs w:val="18"/>
+          <w:rtl w:val="0"/>
+        </w:rPr>
+        <w:t xml:space="preserve"> </w:t>
+      </w:r>
+      <w:r>
+        <w:rPr>
+          <w:rFonts w:ascii="Courier New" w:cs="Courier New" w:eastAsia="Courier New" w:hAnsi="Courier New"/>
+          <w:color w:val="9cdcfe"/>
+          <w:sz w:val="18"/>
+          <w:szCs w:val="18"/>
+          <w:rtl w:val="0"/>
+        </w:rPr>
+        <w:t xml:space="preserve">onChange</w:t>
+      </w:r>
+      <w:r>
+        <w:rPr>
+          <w:rFonts w:ascii="Courier New" w:cs="Courier New" w:eastAsia="Courier New" w:hAnsi="Courier New"/>
+          <w:color w:val="d4d4d4"/>
+          <w:sz w:val="18"/>
+          <w:szCs w:val="18"/>
+          <w:rtl w:val="0"/>
+        </w:rPr>
+        <w:t xml:space="preserve">=</w:t>
+      </w:r>
+      <w:r>
+        <w:rPr>
+          <w:rFonts w:ascii="Courier New" w:cs="Courier New" w:eastAsia="Courier New" w:hAnsi="Courier New"/>
+          <w:color w:val="ff7b72"/>
+          <w:sz w:val="18"/>
+          <w:szCs w:val="18"/>
+          <w:rtl w:val="0"/>
+        </w:rPr>
+        <w:t xml:space="preserve">{</w:t>
+      </w:r>
+      <w:r>
+        <w:rPr>
+          <w:rFonts w:ascii="Courier New" w:cs="Courier New" w:eastAsia="Courier New" w:hAnsi="Courier New"/>
+          <w:color w:val="ffa657"/>
+          <w:sz w:val="18"/>
+          <w:szCs w:val="18"/>
+          <w:rtl w:val="0"/>
+        </w:rPr>
+        <w:t xml:space="preserve">e</w:t>
+      </w:r>
+      <w:r>
+        <w:rPr>
+          <w:rFonts w:ascii="Courier New" w:cs="Courier New" w:eastAsia="Courier New" w:hAnsi="Courier New"/>
+          <w:color w:val="c9d1d9"/>
+          <w:sz w:val="18"/>
+          <w:szCs w:val="18"/>
+          <w:rtl w:val="0"/>
+        </w:rPr>
+        <w:t xml:space="preserve"> </w:t>
+      </w:r>
+      <w:r>
+        <w:rPr>
+          <w:rFonts w:ascii="Courier New" w:cs="Courier New" w:eastAsia="Courier New" w:hAnsi="Courier New"/>
+          <w:color w:val="ff7b72"/>
+          <w:sz w:val="18"/>
+          <w:szCs w:val="18"/>
+          <w:rtl w:val="0"/>
+        </w:rPr>
+        <w:t xml:space="preserve">=&gt;</w:t>
+      </w:r>
+      <w:r>
+        <w:rPr>
+          <w:rFonts w:ascii="Courier New" w:cs="Courier New" w:eastAsia="Courier New" w:hAnsi="Courier New"/>
+          <w:color w:val="c9d1d9"/>
+          <w:sz w:val="18"/>
+          <w:szCs w:val="18"/>
+          <w:rtl w:val="0"/>
+        </w:rPr>
+        <w:t xml:space="preserve"> </w:t>
+      </w:r>
+      <w:r>
+        <w:rPr>
+          <w:rFonts w:ascii="Courier New" w:cs="Courier New" w:eastAsia="Courier New" w:hAnsi="Courier New"/>
+          <w:color w:val="d2a8ff"/>
+          <w:sz w:val="18"/>
+          <w:szCs w:val="18"/>
+          <w:rtl w:val="0"/>
+        </w:rPr>
+        <w:t xml:space="preserve">setDeleteId</w:t>
+      </w:r>
+      <w:r>
+        <w:rPr>
+          <w:rFonts w:ascii="Courier New" w:cs="Courier New" w:eastAsia="Courier New" w:hAnsi="Courier New"/>
+          <w:color w:val="c9d1d9"/>
+          <w:sz w:val="18"/>
+          <w:szCs w:val="18"/>
+          <w:rtl w:val="0"/>
+        </w:rPr>
+        <w:t xml:space="preserve">(</w:t>
+      </w:r>
+      <w:r>
+        <w:rPr>
+          <w:rFonts w:ascii="Courier New" w:cs="Courier New" w:eastAsia="Courier New" w:hAnsi="Courier New"/>
+          <w:color w:val="ffa657"/>
+          <w:sz w:val="18"/>
+          <w:szCs w:val="18"/>
+          <w:rtl w:val="0"/>
+        </w:rPr>
+        <w:t xml:space="preserve">e</w:t>
+      </w:r>
+      <w:r>
+        <w:rPr>
+          <w:rFonts w:ascii="Courier New" w:cs="Courier New" w:eastAsia="Courier New" w:hAnsi="Courier New"/>
+          <w:color w:val="c9d1d9"/>
+          <w:sz w:val="18"/>
+          <w:szCs w:val="18"/>
+          <w:rtl w:val="0"/>
+        </w:rPr>
+        <w:t xml:space="preserve">.target.</w:t>
+      </w:r>
+      <w:r>
+        <w:rPr>
+          <w:rFonts w:ascii="Courier New" w:cs="Courier New" w:eastAsia="Courier New" w:hAnsi="Courier New"/>
+          <w:color w:val="79c0ff"/>
+          <w:sz w:val="18"/>
+          <w:szCs w:val="18"/>
+          <w:rtl w:val="0"/>
+        </w:rPr>
+        <w:t xml:space="preserve">value</w:t>
+      </w:r>
+      <w:r>
+        <w:rPr>
+          <w:rFonts w:ascii="Courier New" w:cs="Courier New" w:eastAsia="Courier New" w:hAnsi="Courier New"/>
+          <w:color w:val="c9d1d9"/>
+          <w:sz w:val="18"/>
+          <w:szCs w:val="18"/>
+          <w:rtl w:val="0"/>
+        </w:rPr>
+        <w:t xml:space="preserve">)</w:t>
+      </w:r>
+      <w:r>
+        <w:rPr>
+          <w:rFonts w:ascii="Courier New" w:cs="Courier New" w:eastAsia="Courier New" w:hAnsi="Courier New"/>
+          <w:color w:val="ff7b72"/>
+          <w:sz w:val="18"/>
+          <w:szCs w:val="18"/>
+          <w:rtl w:val="0"/>
+        </w:rPr>
+        <w:t xml:space="preserve">}</w:t>
+      </w:r>
+      <w:r>
+        <w:rPr>
+          <w:rFonts w:ascii="Courier New" w:cs="Courier New" w:eastAsia="Courier New" w:hAnsi="Courier New"/>
+          <w:color w:val="c9d1d9"/>
+          <w:sz w:val="18"/>
+          <w:szCs w:val="18"/>
+          <w:rtl w:val="0"/>
+        </w:rPr>
+        <w:t xml:space="preserve"> </w:t>
+      </w:r>
+      <w:r>
+        <w:rPr>
+          <w:rFonts w:ascii="Courier New" w:cs="Courier New" w:eastAsia="Courier New" w:hAnsi="Courier New"/>
+          <w:color w:val="9cdcfe"/>
+          <w:sz w:val="18"/>
+          <w:szCs w:val="18"/>
+          <w:rtl w:val="0"/>
+        </w:rPr>
+        <w:t xml:space="preserve">placeholder</w:t>
+      </w:r>
+      <w:r>
+        <w:rPr>
+          <w:rFonts w:ascii="Courier New" w:cs="Courier New" w:eastAsia="Courier New" w:hAnsi="Courier New"/>
+          <w:color w:val="d4d4d4"/>
+          <w:sz w:val="18"/>
+          <w:szCs w:val="18"/>
+          <w:rtl w:val="0"/>
+        </w:rPr>
+        <w:t xml:space="preserve">=</w:t>
+      </w:r>
+      <w:r>
+        <w:rPr>
+          <w:rFonts w:ascii="Courier New" w:cs="Courier New" w:eastAsia="Courier New" w:hAnsi="Courier New"/>
+          <w:color w:val="a5d6ff"/>
+          <w:sz w:val="18"/>
+          <w:szCs w:val="18"/>
+          <w:rtl w:val="0"/>
+        </w:rPr>
+        <w:t xml:space="preserve">"Delete Student"</w:t>
+      </w:r>
+      <w:r>
+        <w:rPr>
+          <w:rFonts w:ascii="Courier New" w:cs="Courier New" w:eastAsia="Courier New" w:hAnsi="Courier New"/>
+          <w:color w:val="c9d1d9"/>
+          <w:sz w:val="18"/>
+          <w:szCs w:val="18"/>
+          <w:rtl w:val="0"/>
+        </w:rPr>
+        <w:t xml:space="preserve"> </w:t>
+      </w:r>
+      <w:r>
+        <w:rPr>
+          <w:rFonts w:ascii="Courier New" w:cs="Courier New" w:eastAsia="Courier New" w:hAnsi="Courier New"/>
+          <w:color w:val="808080"/>
+          <w:sz w:val="18"/>
+          <w:szCs w:val="18"/>
+          <w:rtl w:val="0"/>
+        </w:rPr>
+        <w:t xml:space="preserve">/&gt;</w:t>
+      </w:r>
+    </w:p>
+    <w:p>
+      <w:pPr>
+        <w:shd w:fill="121314" w:val="clear"/>
+        <w:spacing w:line="320" w:lineRule="auto"/>
+        <w:rPr>
+          <w:rFonts w:ascii="Courier New" w:cs="Courier New" w:eastAsia="Courier New" w:hAnsi="Courier New"/>
+          <w:color w:val="808080"/>
+          <w:sz w:val="18"/>
+          <w:szCs w:val="18"/>
+        </w:rPr>
+      </w:pPr>
+      <w:r>
+        <w:rPr>
+          <w:rFonts w:ascii="Courier New" w:cs="Courier New" w:eastAsia="Courier New" w:hAnsi="Courier New"/>
+          <w:color w:val="c9d1d9"/>
+          <w:sz w:val="18"/>
+          <w:szCs w:val="18"/>
+          <w:rtl w:val="0"/>
+        </w:rPr>
+        <w:t xml:space="preserve">            </w:t>
+      </w:r>
+      <w:r>
+        <w:rPr>
+          <w:rFonts w:ascii="Courier New" w:cs="Courier New" w:eastAsia="Courier New" w:hAnsi="Courier New"/>
+          <w:color w:val="808080"/>
+          <w:sz w:val="18"/>
+          <w:szCs w:val="18"/>
+          <w:rtl w:val="0"/>
+        </w:rPr>
+        <w:t xml:space="preserve">&lt;</w:t>
+      </w:r>
+      <w:r>
+        <w:rPr>
+          <w:rFonts w:ascii="Courier New" w:cs="Courier New" w:eastAsia="Courier New" w:hAnsi="Courier New"/>
+          <w:color w:val="7ee787"/>
+          <w:sz w:val="18"/>
+          <w:szCs w:val="18"/>
+          <w:rtl w:val="0"/>
+        </w:rPr>
+        <w:t xml:space="preserve">button</w:t>
+      </w:r>
+      <w:r>
+        <w:rPr>
+          <w:rFonts w:ascii="Courier New" w:cs="Courier New" w:eastAsia="Courier New" w:hAnsi="Courier New"/>
+          <w:color w:val="c9d1d9"/>
+          <w:sz w:val="18"/>
+          <w:szCs w:val="18"/>
+          <w:rtl w:val="0"/>
+        </w:rPr>
+        <w:t xml:space="preserve"> </w:t>
+      </w:r>
+      <w:r>
+        <w:rPr>
+          <w:rFonts w:ascii="Courier New" w:cs="Courier New" w:eastAsia="Courier New" w:hAnsi="Courier New"/>
+          <w:color w:val="9cdcfe"/>
+          <w:sz w:val="18"/>
+          <w:szCs w:val="18"/>
+          <w:rtl w:val="0"/>
+        </w:rPr>
+        <w:t xml:space="preserve">onClick</w:t>
+      </w:r>
+      <w:r>
+        <w:rPr>
+          <w:rFonts w:ascii="Courier New" w:cs="Courier New" w:eastAsia="Courier New" w:hAnsi="Courier New"/>
+          <w:color w:val="d4d4d4"/>
+          <w:sz w:val="18"/>
+          <w:szCs w:val="18"/>
+          <w:rtl w:val="0"/>
+        </w:rPr>
+        <w:t xml:space="preserve">=</w:t>
+      </w:r>
+      <w:r>
+        <w:rPr>
+          <w:rFonts w:ascii="Courier New" w:cs="Courier New" w:eastAsia="Courier New" w:hAnsi="Courier New"/>
+          <w:color w:val="ff7b72"/>
+          <w:sz w:val="18"/>
+          <w:szCs w:val="18"/>
+          <w:rtl w:val="0"/>
+        </w:rPr>
+        <w:t xml:space="preserve">{</w:t>
+      </w:r>
+      <w:r>
+        <w:rPr>
+          <w:rFonts w:ascii="Courier New" w:cs="Courier New" w:eastAsia="Courier New" w:hAnsi="Courier New"/>
+          <w:color w:val="c9d1d9"/>
+          <w:sz w:val="18"/>
+          <w:szCs w:val="18"/>
+          <w:rtl w:val="0"/>
+        </w:rPr>
+        <w:t xml:space="preserve">() </w:t>
+      </w:r>
+      <w:r>
+        <w:rPr>
+          <w:rFonts w:ascii="Courier New" w:cs="Courier New" w:eastAsia="Courier New" w:hAnsi="Courier New"/>
+          <w:color w:val="ff7b72"/>
+          <w:sz w:val="18"/>
+          <w:szCs w:val="18"/>
+          <w:rtl w:val="0"/>
+        </w:rPr>
+        <w:t xml:space="preserve">=&gt;</w:t>
+      </w:r>
+      <w:r>
+        <w:rPr>
+          <w:rFonts w:ascii="Courier New" w:cs="Courier New" w:eastAsia="Courier New" w:hAnsi="Courier New"/>
+          <w:color w:val="c9d1d9"/>
+          <w:sz w:val="18"/>
+          <w:szCs w:val="18"/>
+          <w:rtl w:val="0"/>
+        </w:rPr>
+        <w:t xml:space="preserve"> </w:t>
+      </w:r>
+      <w:r>
+        <w:rPr>
+          <w:rFonts w:ascii="Courier New" w:cs="Courier New" w:eastAsia="Courier New" w:hAnsi="Courier New"/>
+          <w:color w:val="d2a8ff"/>
+          <w:sz w:val="18"/>
+          <w:szCs w:val="18"/>
+          <w:rtl w:val="0"/>
+        </w:rPr>
+        <w:t xml:space="preserve">deleteStudent</w:t>
+      </w:r>
+      <w:r>
+        <w:rPr>
+          <w:rFonts w:ascii="Courier New" w:cs="Courier New" w:eastAsia="Courier New" w:hAnsi="Courier New"/>
+          <w:color w:val="c9d1d9"/>
+          <w:sz w:val="18"/>
+          <w:szCs w:val="18"/>
+          <w:rtl w:val="0"/>
+        </w:rPr>
+        <w:t xml:space="preserve">(s.studentId)</w:t>
+      </w:r>
+      <w:r>
+        <w:rPr>
+          <w:rFonts w:ascii="Courier New" w:cs="Courier New" w:eastAsia="Courier New" w:hAnsi="Courier New"/>
+          <w:color w:val="ff7b72"/>
+          <w:sz w:val="18"/>
+          <w:szCs w:val="18"/>
+          <w:rtl w:val="0"/>
+        </w:rPr>
+        <w:t xml:space="preserve">}</w:t>
+      </w:r>
+      <w:r>
+        <w:rPr>
+          <w:rFonts w:ascii="Courier New" w:cs="Courier New" w:eastAsia="Courier New" w:hAnsi="Courier New"/>
+          <w:color w:val="808080"/>
+          <w:sz w:val="18"/>
+          <w:szCs w:val="18"/>
+          <w:rtl w:val="0"/>
+        </w:rPr>
+        <w:t xml:space="preserve">&gt;</w:t>
+      </w:r>
+      <w:r>
+        <w:rPr>
+          <w:rFonts w:ascii="Courier New" w:cs="Courier New" w:eastAsia="Courier New" w:hAnsi="Courier New"/>
+          <w:color w:val="c9d1d9"/>
+          <w:sz w:val="18"/>
+          <w:szCs w:val="18"/>
+          <w:rtl w:val="0"/>
+        </w:rPr>
+        <w:t xml:space="preserve">Delete Student</w:t>
+      </w:r>
+      <w:r>
+        <w:rPr>
+          <w:rFonts w:ascii="Courier New" w:cs="Courier New" w:eastAsia="Courier New" w:hAnsi="Courier New"/>
+          <w:color w:val="808080"/>
+          <w:sz w:val="18"/>
+          <w:szCs w:val="18"/>
+          <w:rtl w:val="0"/>
+        </w:rPr>
+        <w:t xml:space="preserve">&lt;/</w:t>
+      </w:r>
+      <w:r>
+        <w:rPr>
+          <w:rFonts w:ascii="Courier New" w:cs="Courier New" w:eastAsia="Courier New" w:hAnsi="Courier New"/>
+          <w:color w:val="7ee787"/>
+          <w:sz w:val="18"/>
+          <w:szCs w:val="18"/>
+          <w:rtl w:val="0"/>
+        </w:rPr>
+        <w:t xml:space="preserve">button</w:t>
+      </w:r>
+      <w:r>
+        <w:rPr>
+          <w:rFonts w:ascii="Courier New" w:cs="Courier New" w:eastAsia="Courier New" w:hAnsi="Courier New"/>
+          <w:color w:val="808080"/>
+          <w:sz w:val="18"/>
+          <w:szCs w:val="18"/>
+          <w:rtl w:val="0"/>
+        </w:rPr>
+        <w:t xml:space="preserve">&gt;</w:t>
+      </w:r>
+    </w:p>
+    <w:p>
+      <w:pPr>
+        <w:rPr/>
+      </w:pPr>
+      <w:r>
+        <w:rPr>
+          <w:rtl w:val="0"/>
+        </w:rPr>
+      </w:r>
+    </w:p>
+    <w:p>
+      <w:pPr>
+        <w:rPr/>
+      </w:pPr>
+      <w:r>
+        <w:rPr>
+          <w:rtl w:val="0"/>
+        </w:rPr>
+      </w:r>
+    </w:p>
+    <w:p>
+      <w:pPr>
+        <w:rPr/>
+      </w:pPr>
+      <w:r>
+        <w:rPr>
+          <w:rtl w:val="0"/>
+        </w:rPr>
+      </w:r>
+    </w:p>
+    <w:p>
+      <w:pPr>
+        <w:pStyle w:val="Heading2"/>
+        <w:rPr/>
+      </w:pPr>
+      <w:bookmarkStart w:colFirst="0" w:colLast="0" w:name="_qzfiq3jex1y" w:id="16"/>
+      <w:bookmarkEnd w:id="16"/>
+      <w:r>
+        <w:rPr>
+          <w:rtl w:val="0"/>
+        </w:rPr>
+        <w:t xml:space="preserve">Final App</w:t>
+      </w:r>
+    </w:p>
+    <w:p>
+      <w:pPr>
+        <w:rPr/>
+      </w:pPr>
+      <w:r>
+        <w:rPr/>
+        <w:drawing>
+          <wp:inline distB="114300" distT="114300" distL="114300" distR="114300">
+            <wp:extent cx="5943600" cy="3873500"/>
+            <wp:effectExtent b="0" l="0" r="0" t="0"/>
+            <wp:docPr id="3" name="image1.png"/>
+            <a:graphic>
+              <a:graphicData uri="http://schemas.openxmlformats.org/drawingml/2006/picture">
+                <pic:pic>
+                  <pic:nvPicPr>
+                    <pic:cNvPr id="0" name="image1.png"/>
+                    <pic:cNvPicPr preferRelativeResize="0"/>
+                  </pic:nvPicPr>
+                  <pic:blipFill>
+                    <a:blip r:embed="rId31"/>
+                    <a:srcRect b="0" l="0" r="0" t="0"/>
+                    <a:stretch>
+                      <a:fillRect/>
+                    </a:stretch>
+                  </pic:blipFill>
+                  <pic:spPr>
+                    <a:xfrm>
+                      <a:off x="0" y="0"/>
+                      <a:ext cx="5943600" cy="3873500"/>
+                    </a:xfrm>
+                    <a:prstGeom prst="rect"/>
+                    <a:ln/>
+                  </pic:spPr>
+                </pic:pic>
+              </a:graphicData>
+            </a:graphic>
+          </wp:inline>
+        </w:drawing>
+      </w:r>
+      <w:r>
+        <w:rPr>
+          <w:rtl w:val="0"/>
+        </w:rPr>
+      </w:r>
+    </w:p>
+    <w:p>
+      <w:pPr>
+        <w:rPr/>
+      </w:pPr>
+      <w:r>
+        <w:rPr/>
+        <w:drawing>
+          <wp:inline distB="114300" distT="114300" distL="114300" distR="114300">
+            <wp:extent cx="5943600" cy="3479800"/>
+            <wp:effectExtent b="0" l="0" r="0" t="0"/>
+            <wp:docPr id="1" name="image5.png"/>
+            <a:graphic>
+              <a:graphicData uri="http://schemas.openxmlformats.org/drawingml/2006/picture">
+                <pic:pic>
+                  <pic:nvPicPr>
+                    <pic:cNvPr id="0" name="image5.png"/>
+                    <pic:cNvPicPr preferRelativeResize="0"/>
+                  </pic:nvPicPr>
+                  <pic:blipFill>
+                    <a:blip r:embed="rId32"/>
+                    <a:srcRect b="0" l="0" r="0" t="0"/>
+                    <a:stretch>
+                      <a:fillRect/>
+                    </a:stretch>
+                  </pic:blipFill>
+                  <pic:spPr>
+                    <a:xfrm>
+                      <a:off x="0" y="0"/>
+                      <a:ext cx="5943600" cy="3479800"/>
+                    </a:xfrm>
+                    <a:prstGeom prst="rect"/>
+                    <a:ln/>
+                  </pic:spPr>
+                </pic:pic>
+              </a:graphicData>
+            </a:graphic>
+          </wp:inline>
+        </w:drawing>
+      </w:r>
+      <w:r>
+        <w:rPr>
+          <w:rtl w:val="0"/>
+        </w:rPr>
       </w:r>
     </w:p>
     <w:p>
@@ -2893,8 +6676,8 @@
         <w:spacing w:after="160" w:lineRule="auto"/>
         <w:rPr/>
       </w:pPr>
-      <w:bookmarkStart w:colFirst="0" w:colLast="0" w:name="_usfkb4gcp2x3" w:id="12"/>
-      <w:bookmarkEnd w:id="12"/>
+      <w:bookmarkStart w:colFirst="0" w:colLast="0" w:name="_usfkb4gcp2x3" w:id="17"/>
+      <w:bookmarkEnd w:id="17"/>
       <w:r>
         <w:rPr>
           <w:rtl w:val="0"/>
@@ -3213,16 +6996,16 @@
           <wp:inline distB="114300" distT="114300" distL="114300" distR="114300">
             <wp:extent cx="5943600" cy="2984500"/>
             <wp:effectExtent b="0" l="0" r="0" t="0"/>
-            <wp:docPr id="7" name="image13.png"/>
+            <wp:docPr id="10" name="image20.png"/>
             <a:graphic>
               <a:graphicData uri="http://schemas.openxmlformats.org/drawingml/2006/picture">
                 <pic:pic>
                   <pic:nvPicPr>
-                    <pic:cNvPr id="0" name="image13.png"/>
+                    <pic:cNvPr id="0" name="image20.png"/>
                     <pic:cNvPicPr preferRelativeResize="0"/>
                   </pic:nvPicPr>
                   <pic:blipFill>
-                    <a:blip r:embed="rId28"/>
+                    <a:blip r:embed="rId33"/>
                     <a:srcRect b="0" l="0" r="0" t="0"/>
                     <a:stretch>
                       <a:fillRect/>
@@ -3410,16 +7193,16 @@
           <wp:inline distB="114300" distT="114300" distL="114300" distR="114300">
             <wp:extent cx="5943600" cy="3086100"/>
             <wp:effectExtent b="0" l="0" r="0" t="0"/>
-            <wp:docPr id="16" name="image16.png"/>
+            <wp:docPr id="21" name="image17.png"/>
             <a:graphic>
               <a:graphicData uri="http://schemas.openxmlformats.org/drawingml/2006/picture">
                 <pic:pic>
                   <pic:nvPicPr>
-                    <pic:cNvPr id="0" name="image16.png"/>
+                    <pic:cNvPr id="0" name="image17.png"/>
                     <pic:cNvPicPr preferRelativeResize="0"/>
                   </pic:nvPicPr>
                   <pic:blipFill>
-                    <a:blip r:embed="rId29"/>
+                    <a:blip r:embed="rId34"/>
                     <a:srcRect b="0" l="0" r="0" t="0"/>
                     <a:stretch>
                       <a:fillRect/>
